--- a/毕业论文_李智杰.docx
+++ b/毕业论文_李智杰.docx
@@ -1473,34 +1473,73 @@
     </w:p>
     <w:p>
       <w:pPr>
-        <w:pStyle w:val="Heading2"/>
-      </w:pPr>
-      <w:r/>
-      <w:r>
-        <w:rPr>
-          <w:rFonts w:ascii="Times New Roman" w:hAnsi="Times New Roman" w:eastAsia="宋体"/>
-          <w:b/>
-          <w:sz w:val="24"/>
-        </w:rPr>
-        <w:t>3 卷积神经网络</w:t>
+        <w:jc w:val="center"/>
+      </w:pPr>
+      <w:r>
+        <w:drawing>
+          <wp:inline xmlns:a="http://schemas.openxmlformats.org/drawingml/2006/main" xmlns:pic="http://schemas.openxmlformats.org/drawingml/2006/picture">
+            <wp:extent cx="4860000" cy="4854496"/>
+            <wp:docPr id="1" name="Picture 1"/>
+            <wp:cNvGraphicFramePr>
+              <a:graphicFrameLocks noChangeAspect="1"/>
+            </wp:cNvGraphicFramePr>
+            <a:graphic>
+              <a:graphicData uri="http://schemas.openxmlformats.org/drawingml/2006/picture">
+                <pic:pic>
+                  <pic:nvPicPr>
+                    <pic:cNvPr id="0" name="figure_2_1_qpsk_constellation.png"/>
+                    <pic:cNvPicPr/>
+                  </pic:nvPicPr>
+                  <pic:blipFill>
+                    <a:blip r:embed="rId11"/>
+                    <a:stretch>
+                      <a:fillRect/>
+                    </a:stretch>
+                  </pic:blipFill>
+                  <pic:spPr>
+                    <a:xfrm>
+                      <a:off x="0" y="0"/>
+                      <a:ext cx="4860000" cy="4854496"/>
+                    </a:xfrm>
+                    <a:prstGeom prst="rect"/>
+                  </pic:spPr>
+                </pic:pic>
+              </a:graphicData>
+            </a:graphic>
+          </wp:inline>
+        </w:drawing>
       </w:r>
     </w:p>
     <w:p>
       <w:pPr>
         <w:spacing w:line="360" w:lineRule="auto" w:before="0" w:after="120"/>
-        <w:ind w:firstLine="420"/>
+        <w:jc w:val="center"/>
       </w:pPr>
       <w:r>
         <w:rPr>
           <w:rFonts w:ascii="Times New Roman" w:hAnsi="Times New Roman" w:eastAsia="宋体"/>
           <w:b w:val="0"/>
-          <w:sz w:val="24"/>
-        </w:rPr>
-        <w:t>卷积神经网络（Convolutional Neural Network, CNN）是深度学习中最成功的网络结构之一。CNN通过卷积层提取输入数据的局部特征，通过池化层降低特征维度，通过全连接层实现分类决策。CNN在图像识别、语音处理和信号分类等领域均有广泛应用。</w:t>
+          <w:sz w:val="21"/>
+        </w:rPr>
+        <w:t>图2-1 QPSK星座图</w:t>
       </w:r>
     </w:p>
     <w:p>
       <w:pPr>
+        <w:pStyle w:val="Heading2"/>
+      </w:pPr>
+      <w:r/>
+      <w:r>
+        <w:rPr>
+          <w:rFonts w:ascii="Times New Roman" w:hAnsi="Times New Roman" w:eastAsia="宋体"/>
+          <w:b/>
+          <w:sz w:val="24"/>
+        </w:rPr>
+        <w:t>3 卷积神经网络</w:t>
+      </w:r>
+    </w:p>
+    <w:p>
+      <w:pPr>
         <w:spacing w:line="360" w:lineRule="auto" w:before="0" w:after="120"/>
         <w:ind w:firstLine="420"/>
       </w:pPr>
@@ -1510,26 +1549,26 @@
           <w:b w:val="0"/>
           <w:sz w:val="24"/>
         </w:rPr>
-        <w:t>一维卷积神经网络（1D-CNN）适用于时序信号的特征提取。本系统中，CCNN模型使用1D-CNN处理IQ双通道信号（实部和虚部），提取信号的时域特征用于干扰类型分类。</w:t>
+        <w:t>卷积神经网络（Convolutional Neural Network, CNN）是深度学习中最成功的网络结构之一。CNN通过卷积层提取输入数据的局部特征，通过池化层降低特征维度，通过全连接层实现分类决策。CNN在图像识别、语音处理和信号分类等领域均有广泛应用。</w:t>
       </w:r>
     </w:p>
     <w:p>
       <w:pPr>
-        <w:pStyle w:val="Heading2"/>
-      </w:pPr>
-      <w:r/>
-      <w:r>
-        <w:rPr>
-          <w:rFonts w:ascii="Times New Roman" w:hAnsi="Times New Roman" w:eastAsia="宋体"/>
-          <w:b/>
-          <w:sz w:val="24"/>
-        </w:rPr>
-        <w:t>4 注意力机制</w:t>
+        <w:spacing w:line="360" w:lineRule="auto" w:before="0" w:after="120"/>
+        <w:ind w:firstLine="420"/>
+      </w:pPr>
+      <w:r>
+        <w:rPr>
+          <w:rFonts w:ascii="Times New Roman" w:hAnsi="Times New Roman" w:eastAsia="宋体"/>
+          <w:b w:val="0"/>
+          <w:sz w:val="24"/>
+        </w:rPr>
+        <w:t>一维卷积神经网络（1D-CNN）适用于时序信号的特征提取。本系统中，CCNN模型使用1D-CNN处理IQ双通道信号（实部和虚部），提取信号的时域特征用于干扰类型分类。</w:t>
       </w:r>
     </w:p>
     <w:p>
       <w:pPr>
-        <w:pStyle w:val="Heading3"/>
+        <w:pStyle w:val="Heading2"/>
       </w:pPr>
       <w:r/>
       <w:r>
@@ -1538,11 +1577,25 @@
           <w:b/>
           <w:sz w:val="24"/>
         </w:rPr>
-        <w:t>4.1 SE通道注意力</w:t>
+        <w:t>4 注意力机制</w:t>
       </w:r>
     </w:p>
     <w:p>
       <w:pPr>
+        <w:pStyle w:val="Heading3"/>
+      </w:pPr>
+      <w:r/>
+      <w:r>
+        <w:rPr>
+          <w:rFonts w:ascii="Times New Roman" w:hAnsi="Times New Roman" w:eastAsia="宋体"/>
+          <w:b/>
+          <w:sz w:val="24"/>
+        </w:rPr>
+        <w:t>4.1 SE通道注意力</w:t>
+      </w:r>
+    </w:p>
+    <w:p>
+      <w:pPr>
         <w:spacing w:line="360" w:lineRule="auto" w:before="0" w:after="120"/>
         <w:ind w:firstLine="420"/>
       </w:pPr>
@@ -1616,13 +1669,77 @@
         <w:spacing w:line="360" w:lineRule="auto" w:before="0" w:after="120"/>
         <w:jc w:val="center"/>
       </w:pPr>
-      <w:r>
-        <w:rPr>
-          <w:rFonts w:ascii="Times New Roman" w:hAnsi="Times New Roman" w:eastAsia="宋体"/>
-          <w:sz w:val="24"/>
-        </w:rPr>
-        <w:t>$$y = F(x, \{W_i\}) + x$$</w:t>
-      </w:r>
+      <m:oMathPara>
+        <m:oMathParaPr>
+          <m:jc m:val="center"/>
+        </m:oMathParaPr>
+        <m:oMath>
+          <m:r>
+            <m:t>y</m:t>
+          </m:r>
+          <m:r>
+            <m:rPr>
+              <m:sty m:val="p"/>
+            </m:rPr>
+            <m:t>=</m:t>
+          </m:r>
+          <m:r>
+            <m:t>F</m:t>
+          </m:r>
+          <m:d>
+            <m:dPr>
+              <m:begChr m:val="("/>
+              <m:endChr m:val=")"/>
+              <m:sepChr m:val=""/>
+              <m:grow/>
+            </m:dPr>
+            <m:e>
+              <m:r>
+                <m:t>x</m:t>
+              </m:r>
+              <m:r>
+                <m:rPr>
+                  <m:sty m:val="p"/>
+                </m:rPr>
+                <m:t>,</m:t>
+              </m:r>
+              <m:r>
+                <m:rPr>
+                  <m:sty m:val="p"/>
+                </m:rPr>
+                <m:t>{</m:t>
+              </m:r>
+              <m:sSub>
+                <m:e>
+                  <m:r>
+                    <m:t>W</m:t>
+                  </m:r>
+                </m:e>
+                <m:sub>
+                  <m:r>
+                    <m:t>i</m:t>
+                  </m:r>
+                </m:sub>
+              </m:sSub>
+              <m:r>
+                <m:rPr>
+                  <m:sty m:val="p"/>
+                </m:rPr>
+                <m:t>}</m:t>
+              </m:r>
+            </m:e>
+          </m:d>
+          <m:r>
+            <m:rPr>
+              <m:sty m:val="p"/>
+            </m:rPr>
+            <m:t>+</m:t>
+          </m:r>
+          <m:r>
+            <m:t>x</m:t>
+          </m:r>
+        </m:oMath>
+      </m:oMathPara>
     </w:p>
     <w:p>
       <w:pPr>
@@ -1685,13 +1802,178 @@
         <w:spacing w:line="360" w:lineRule="auto" w:before="0" w:after="120"/>
         <w:jc w:val="center"/>
       </w:pPr>
-      <w:r>
-        <w:rPr>
-          <w:rFonts w:ascii="Times New Roman" w:hAnsi="Times New Roman" w:eastAsia="宋体"/>
-          <w:sz w:val="24"/>
-        </w:rPr>
-        <w:t>$$FEC_r = P_0 \oplus P_1 \oplus \cdots \oplus P_{N-1}, \quad r = 0, 1, ..., R-1$$</w:t>
-      </w:r>
+      <m:oMathPara>
+        <m:oMathParaPr>
+          <m:jc m:val="center"/>
+        </m:oMathParaPr>
+        <m:oMath>
+          <m:r>
+            <m:t>F</m:t>
+          </m:r>
+          <m:r>
+            <m:t>E</m:t>
+          </m:r>
+          <m:sSub>
+            <m:e>
+              <m:r>
+                <m:t>C</m:t>
+              </m:r>
+            </m:e>
+            <m:sub>
+              <m:r>
+                <m:t>r</m:t>
+              </m:r>
+            </m:sub>
+          </m:sSub>
+          <m:r>
+            <m:rPr>
+              <m:sty m:val="p"/>
+            </m:rPr>
+            <m:t>=</m:t>
+          </m:r>
+          <m:sSub>
+            <m:e>
+              <m:r>
+                <m:t>P</m:t>
+              </m:r>
+            </m:e>
+            <m:sub>
+              <m:r>
+                <m:t>0</m:t>
+              </m:r>
+            </m:sub>
+          </m:sSub>
+          <m:r>
+            <m:rPr>
+              <m:sty m:val="p"/>
+            </m:rPr>
+            <m:t>⊕</m:t>
+          </m:r>
+          <m:sSub>
+            <m:e>
+              <m:r>
+                <m:t>P</m:t>
+              </m:r>
+            </m:e>
+            <m:sub>
+              <m:r>
+                <m:t>1</m:t>
+              </m:r>
+            </m:sub>
+          </m:sSub>
+          <m:r>
+            <m:rPr>
+              <m:sty m:val="p"/>
+            </m:rPr>
+            <m:t>⊕</m:t>
+          </m:r>
+          <m:r>
+            <m:rPr>
+              <m:sty m:val="p"/>
+            </m:rPr>
+            <m:t>⋯</m:t>
+          </m:r>
+          <m:r>
+            <m:rPr>
+              <m:sty m:val="p"/>
+            </m:rPr>
+            <m:t>⊕</m:t>
+          </m:r>
+          <m:sSub>
+            <m:e>
+              <m:r>
+                <m:t>P</m:t>
+              </m:r>
+            </m:e>
+            <m:sub>
+              <m:r>
+                <m:t>N</m:t>
+              </m:r>
+              <m:r>
+                <m:rPr>
+                  <m:sty m:val="p"/>
+                </m:rPr>
+                <m:t>−</m:t>
+              </m:r>
+              <m:r>
+                <m:t>1</m:t>
+              </m:r>
+            </m:sub>
+          </m:sSub>
+          <m:r>
+            <m:rPr>
+              <m:sty m:val="p"/>
+            </m:rPr>
+            <m:t>,</m:t>
+          </m:r>
+          <m:r>
+            <m:t> </m:t>
+          </m:r>
+          <m:r>
+            <m:t>r</m:t>
+          </m:r>
+          <m:r>
+            <m:rPr>
+              <m:sty m:val="p"/>
+            </m:rPr>
+            <m:t>=</m:t>
+          </m:r>
+          <m:r>
+            <m:t>0</m:t>
+          </m:r>
+          <m:r>
+            <m:rPr>
+              <m:sty m:val="p"/>
+            </m:rPr>
+            <m:t>,</m:t>
+          </m:r>
+          <m:r>
+            <m:t>1</m:t>
+          </m:r>
+          <m:r>
+            <m:rPr>
+              <m:sty m:val="p"/>
+            </m:rPr>
+            <m:t>,</m:t>
+          </m:r>
+          <m:r>
+            <m:rPr>
+              <m:sty m:val="p"/>
+            </m:rPr>
+            <m:t>.</m:t>
+          </m:r>
+          <m:r>
+            <m:rPr>
+              <m:sty m:val="p"/>
+            </m:rPr>
+            <m:t>.</m:t>
+          </m:r>
+          <m:r>
+            <m:rPr>
+              <m:sty m:val="p"/>
+            </m:rPr>
+            <m:t>.</m:t>
+          </m:r>
+          <m:r>
+            <m:rPr>
+              <m:sty m:val="p"/>
+            </m:rPr>
+            <m:t>,</m:t>
+          </m:r>
+          <m:r>
+            <m:t>R</m:t>
+          </m:r>
+          <m:r>
+            <m:rPr>
+              <m:sty m:val="p"/>
+            </m:rPr>
+            <m:t>−</m:t>
+          </m:r>
+          <m:r>
+            <m:t>1</m:t>
+          </m:r>
+        </m:oMath>
+      </m:oMathPara>
     </w:p>
     <w:p>
       <w:pPr>
@@ -1712,13 +1994,91 @@
         <w:spacing w:line="360" w:lineRule="auto" w:before="0" w:after="120"/>
         <w:jc w:val="center"/>
       </w:pPr>
-      <w:r>
-        <w:rPr>
-          <w:rFonts w:ascii="Times New Roman" w:hAnsi="Times New Roman" w:eastAsia="宋体"/>
-          <w:sz w:val="24"/>
-        </w:rPr>
-        <w:t>$$P_k = FEC_0 \oplus \bigoplus_{i \neq k} P_i$$</w:t>
-      </w:r>
+      <m:oMathPara>
+        <m:oMathParaPr>
+          <m:jc m:val="center"/>
+        </m:oMathParaPr>
+        <m:oMath>
+          <m:sSub>
+            <m:e>
+              <m:r>
+                <m:t>P</m:t>
+              </m:r>
+            </m:e>
+            <m:sub>
+              <m:r>
+                <m:t>k</m:t>
+              </m:r>
+            </m:sub>
+          </m:sSub>
+          <m:r>
+            <m:rPr>
+              <m:sty m:val="p"/>
+            </m:rPr>
+            <m:t>=</m:t>
+          </m:r>
+          <m:r>
+            <m:t>F</m:t>
+          </m:r>
+          <m:r>
+            <m:t>E</m:t>
+          </m:r>
+          <m:sSub>
+            <m:e>
+              <m:r>
+                <m:t>C</m:t>
+              </m:r>
+            </m:e>
+            <m:sub>
+              <m:r>
+                <m:t>0</m:t>
+              </m:r>
+            </m:sub>
+          </m:sSub>
+          <m:r>
+            <m:rPr>
+              <m:sty m:val="p"/>
+            </m:rPr>
+            <m:t>⊕</m:t>
+          </m:r>
+          <m:sSub>
+            <m:e>
+              <m:r>
+                <m:rPr>
+                  <m:sty m:val="p"/>
+                </m:rPr>
+                <m:t>⨁</m:t>
+              </m:r>
+            </m:e>
+            <m:sub>
+              <m:r>
+                <m:t>i</m:t>
+              </m:r>
+              <m:r>
+                <m:rPr>
+                  <m:sty m:val="p"/>
+                </m:rPr>
+                <m:t>≠</m:t>
+              </m:r>
+              <m:r>
+                <m:t>k</m:t>
+              </m:r>
+            </m:sub>
+          </m:sSub>
+          <m:sSub>
+            <m:e>
+              <m:r>
+                <m:t>P</m:t>
+              </m:r>
+            </m:e>
+            <m:sub>
+              <m:r>
+                <m:t>i</m:t>
+              </m:r>
+            </m:sub>
+          </m:sSub>
+        </m:oMath>
+      </m:oMathPara>
     </w:p>
     <w:p>
       <w:pPr>
@@ -2977,13 +3337,126 @@
         <w:spacing w:line="360" w:lineRule="auto" w:before="0" w:after="120"/>
         <w:jc w:val="center"/>
       </w:pPr>
-      <w:r>
-        <w:rPr>
-          <w:rFonts w:ascii="Times New Roman" w:hAnsi="Times New Roman" w:eastAsia="宋体"/>
-          <w:sz w:val="24"/>
-        </w:rPr>
-        <w:t>$$s_{LFM}(t) = A \cdot e^{j(2\pi f_0 t + \pi K t^2)}$$</w:t>
-      </w:r>
+      <m:oMathPara>
+        <m:oMathParaPr>
+          <m:jc m:val="center"/>
+        </m:oMathParaPr>
+        <m:oMath>
+          <m:sSub>
+            <m:e>
+              <m:r>
+                <m:t>s</m:t>
+              </m:r>
+            </m:e>
+            <m:sub>
+              <m:r>
+                <m:t>L</m:t>
+              </m:r>
+              <m:r>
+                <m:t>F</m:t>
+              </m:r>
+              <m:r>
+                <m:t>M</m:t>
+              </m:r>
+            </m:sub>
+          </m:sSub>
+          <m:d>
+            <m:dPr>
+              <m:begChr m:val="("/>
+              <m:endChr m:val=")"/>
+              <m:sepChr m:val=""/>
+              <m:grow/>
+            </m:dPr>
+            <m:e>
+              <m:r>
+                <m:t>t</m:t>
+              </m:r>
+            </m:e>
+          </m:d>
+          <m:r>
+            <m:rPr>
+              <m:sty m:val="p"/>
+            </m:rPr>
+            <m:t>=</m:t>
+          </m:r>
+          <m:r>
+            <m:t>A</m:t>
+          </m:r>
+          <m:r>
+            <m:rPr>
+              <m:sty m:val="p"/>
+            </m:rPr>
+            <m:t>⋅</m:t>
+          </m:r>
+          <m:sSup>
+            <m:e>
+              <m:r>
+                <m:t>e</m:t>
+              </m:r>
+            </m:e>
+            <m:sup>
+              <m:r>
+                <m:t>j</m:t>
+              </m:r>
+              <m:d>
+                <m:dPr>
+                  <m:begChr m:val="("/>
+                  <m:endChr m:val=")"/>
+                  <m:sepChr m:val=""/>
+                  <m:grow/>
+                </m:dPr>
+                <m:e>
+                  <m:r>
+                    <m:t>2</m:t>
+                  </m:r>
+                  <m:r>
+                    <m:t>π</m:t>
+                  </m:r>
+                  <m:sSub>
+                    <m:e>
+                      <m:r>
+                        <m:t>f</m:t>
+                      </m:r>
+                    </m:e>
+                    <m:sub>
+                      <m:r>
+                        <m:t>0</m:t>
+                      </m:r>
+                    </m:sub>
+                  </m:sSub>
+                  <m:r>
+                    <m:t>t</m:t>
+                  </m:r>
+                  <m:r>
+                    <m:rPr>
+                      <m:sty m:val="p"/>
+                    </m:rPr>
+                    <m:t>+</m:t>
+                  </m:r>
+                  <m:r>
+                    <m:t>π</m:t>
+                  </m:r>
+                  <m:r>
+                    <m:t>K</m:t>
+                  </m:r>
+                  <m:sSup>
+                    <m:e>
+                      <m:r>
+                        <m:t>t</m:t>
+                      </m:r>
+                    </m:e>
+                    <m:sup>
+                      <m:r>
+                        <m:t>2</m:t>
+                      </m:r>
+                    </m:sup>
+                  </m:sSup>
+                </m:e>
+              </m:d>
+            </m:sup>
+          </m:sSup>
+        </m:oMath>
+      </m:oMathPara>
     </w:p>
     <w:p>
       <w:pPr>
@@ -3032,13 +3505,130 @@
         <w:spacing w:line="360" w:lineRule="auto" w:before="0" w:after="120"/>
         <w:jc w:val="center"/>
       </w:pPr>
-      <w:r>
-        <w:rPr>
-          <w:rFonts w:ascii="Times New Roman" w:hAnsi="Times New Roman" w:eastAsia="宋体"/>
-          <w:sz w:val="24"/>
-        </w:rPr>
-        <w:t>$$s_{MTJ}(t) = \sum_{k=1}^{N} A_k \cdot e^{j 2\pi f_k t}$$</w:t>
-      </w:r>
+      <m:oMathPara>
+        <m:oMathParaPr>
+          <m:jc m:val="center"/>
+        </m:oMathParaPr>
+        <m:oMath>
+          <m:sSub>
+            <m:e>
+              <m:r>
+                <m:t>s</m:t>
+              </m:r>
+            </m:e>
+            <m:sub>
+              <m:r>
+                <m:t>M</m:t>
+              </m:r>
+              <m:r>
+                <m:t>T</m:t>
+              </m:r>
+              <m:r>
+                <m:t>J</m:t>
+              </m:r>
+            </m:sub>
+          </m:sSub>
+          <m:d>
+            <m:dPr>
+              <m:begChr m:val="("/>
+              <m:endChr m:val=")"/>
+              <m:sepChr m:val=""/>
+              <m:grow/>
+            </m:dPr>
+            <m:e>
+              <m:r>
+                <m:t>t</m:t>
+              </m:r>
+            </m:e>
+          </m:d>
+          <m:r>
+            <m:rPr>
+              <m:sty m:val="p"/>
+            </m:rPr>
+            <m:t>=</m:t>
+          </m:r>
+          <m:nary>
+            <m:naryPr>
+              <m:chr m:val="∑"/>
+              <m:limLoc m:val="undOvr"/>
+              <m:subHide m:val="off"/>
+              <m:supHide m:val="off"/>
+            </m:naryPr>
+            <m:sub>
+              <m:r>
+                <m:t>k</m:t>
+              </m:r>
+              <m:r>
+                <m:rPr>
+                  <m:sty m:val="p"/>
+                </m:rPr>
+                <m:t>=</m:t>
+              </m:r>
+              <m:r>
+                <m:t>1</m:t>
+              </m:r>
+            </m:sub>
+            <m:sup>
+              <m:r>
+                <m:t>N</m:t>
+              </m:r>
+            </m:sup>
+            <m:e>
+              <m:sSub>
+                <m:e>
+                  <m:r>
+                    <m:t>A</m:t>
+                  </m:r>
+                </m:e>
+                <m:sub>
+                  <m:r>
+                    <m:t>k</m:t>
+                  </m:r>
+                </m:sub>
+              </m:sSub>
+            </m:e>
+          </m:nary>
+          <m:r>
+            <m:rPr>
+              <m:sty m:val="p"/>
+            </m:rPr>
+            <m:t>⋅</m:t>
+          </m:r>
+          <m:sSup>
+            <m:e>
+              <m:r>
+                <m:t>e</m:t>
+              </m:r>
+            </m:e>
+            <m:sup>
+              <m:r>
+                <m:t>j</m:t>
+              </m:r>
+              <m:r>
+                <m:t>2</m:t>
+              </m:r>
+              <m:r>
+                <m:t>π</m:t>
+              </m:r>
+              <m:sSub>
+                <m:e>
+                  <m:r>
+                    <m:t>f</m:t>
+                  </m:r>
+                </m:e>
+                <m:sub>
+                  <m:r>
+                    <m:t>k</m:t>
+                  </m:r>
+                </m:sub>
+              </m:sSub>
+              <m:r>
+                <m:t>t</m:t>
+              </m:r>
+            </m:sup>
+          </m:sSup>
+        </m:oMath>
+      </m:oMathPara>
     </w:p>
     <w:p>
       <w:pPr>
@@ -3087,13 +3677,133 @@
         <w:spacing w:line="360" w:lineRule="auto" w:before="0" w:after="120"/>
         <w:jc w:val="center"/>
       </w:pPr>
-      <w:r>
-        <w:rPr>
-          <w:rFonts w:ascii="Times New Roman" w:hAnsi="Times New Roman" w:eastAsia="宋体"/>
-          <w:sz w:val="24"/>
-        </w:rPr>
-        <w:t>$$s_{NAM}(t) = A \cdot (1 + m(t)) \cdot e^{j 2\pi f_c t}$$</w:t>
-      </w:r>
+      <m:oMathPara>
+        <m:oMathParaPr>
+          <m:jc m:val="center"/>
+        </m:oMathParaPr>
+        <m:oMath>
+          <m:sSub>
+            <m:e>
+              <m:r>
+                <m:t>s</m:t>
+              </m:r>
+            </m:e>
+            <m:sub>
+              <m:r>
+                <m:t>N</m:t>
+              </m:r>
+              <m:r>
+                <m:t>A</m:t>
+              </m:r>
+              <m:r>
+                <m:t>M</m:t>
+              </m:r>
+            </m:sub>
+          </m:sSub>
+          <m:d>
+            <m:dPr>
+              <m:begChr m:val="("/>
+              <m:endChr m:val=")"/>
+              <m:sepChr m:val=""/>
+              <m:grow/>
+            </m:dPr>
+            <m:e>
+              <m:r>
+                <m:t>t</m:t>
+              </m:r>
+            </m:e>
+          </m:d>
+          <m:r>
+            <m:rPr>
+              <m:sty m:val="p"/>
+            </m:rPr>
+            <m:t>=</m:t>
+          </m:r>
+          <m:r>
+            <m:t>A</m:t>
+          </m:r>
+          <m:r>
+            <m:rPr>
+              <m:sty m:val="p"/>
+            </m:rPr>
+            <m:t>⋅</m:t>
+          </m:r>
+          <m:d>
+            <m:dPr>
+              <m:begChr m:val="("/>
+              <m:endChr m:val=")"/>
+              <m:sepChr m:val=""/>
+              <m:grow/>
+            </m:dPr>
+            <m:e>
+              <m:r>
+                <m:t>1</m:t>
+              </m:r>
+              <m:r>
+                <m:rPr>
+                  <m:sty m:val="p"/>
+                </m:rPr>
+                <m:t>+</m:t>
+              </m:r>
+              <m:r>
+                <m:t>m</m:t>
+              </m:r>
+              <m:d>
+                <m:dPr>
+                  <m:begChr m:val="("/>
+                  <m:endChr m:val=")"/>
+                  <m:sepChr m:val=""/>
+                  <m:grow/>
+                </m:dPr>
+                <m:e>
+                  <m:r>
+                    <m:t>t</m:t>
+                  </m:r>
+                </m:e>
+              </m:d>
+            </m:e>
+          </m:d>
+          <m:r>
+            <m:rPr>
+              <m:sty m:val="p"/>
+            </m:rPr>
+            <m:t>⋅</m:t>
+          </m:r>
+          <m:sSup>
+            <m:e>
+              <m:r>
+                <m:t>e</m:t>
+              </m:r>
+            </m:e>
+            <m:sup>
+              <m:r>
+                <m:t>j</m:t>
+              </m:r>
+              <m:r>
+                <m:t>2</m:t>
+              </m:r>
+              <m:r>
+                <m:t>π</m:t>
+              </m:r>
+              <m:sSub>
+                <m:e>
+                  <m:r>
+                    <m:t>f</m:t>
+                  </m:r>
+                </m:e>
+                <m:sub>
+                  <m:r>
+                    <m:t>c</m:t>
+                  </m:r>
+                </m:sub>
+              </m:sSub>
+              <m:r>
+                <m:t>t</m:t>
+              </m:r>
+            </m:sup>
+          </m:sSup>
+        </m:oMath>
+      </m:oMathPara>
     </w:p>
     <w:p>
       <w:pPr>
@@ -3142,13 +3852,124 @@
         <w:spacing w:line="360" w:lineRule="auto" w:before="0" w:after="120"/>
         <w:jc w:val="center"/>
       </w:pPr>
-      <w:r>
-        <w:rPr>
-          <w:rFonts w:ascii="Times New Roman" w:hAnsi="Times New Roman" w:eastAsia="宋体"/>
-          <w:sz w:val="24"/>
-        </w:rPr>
-        <w:t>$$s_{NFM}(t) = A \cdot e^{j(2\pi f_c t + \phi(t))}$$</w:t>
-      </w:r>
+      <m:oMathPara>
+        <m:oMathParaPr>
+          <m:jc m:val="center"/>
+        </m:oMathParaPr>
+        <m:oMath>
+          <m:sSub>
+            <m:e>
+              <m:r>
+                <m:t>s</m:t>
+              </m:r>
+            </m:e>
+            <m:sub>
+              <m:r>
+                <m:t>N</m:t>
+              </m:r>
+              <m:r>
+                <m:t>F</m:t>
+              </m:r>
+              <m:r>
+                <m:t>M</m:t>
+              </m:r>
+            </m:sub>
+          </m:sSub>
+          <m:d>
+            <m:dPr>
+              <m:begChr m:val="("/>
+              <m:endChr m:val=")"/>
+              <m:sepChr m:val=""/>
+              <m:grow/>
+            </m:dPr>
+            <m:e>
+              <m:r>
+                <m:t>t</m:t>
+              </m:r>
+            </m:e>
+          </m:d>
+          <m:r>
+            <m:rPr>
+              <m:sty m:val="p"/>
+            </m:rPr>
+            <m:t>=</m:t>
+          </m:r>
+          <m:r>
+            <m:t>A</m:t>
+          </m:r>
+          <m:r>
+            <m:rPr>
+              <m:sty m:val="p"/>
+            </m:rPr>
+            <m:t>⋅</m:t>
+          </m:r>
+          <m:sSup>
+            <m:e>
+              <m:r>
+                <m:t>e</m:t>
+              </m:r>
+            </m:e>
+            <m:sup>
+              <m:r>
+                <m:t>j</m:t>
+              </m:r>
+              <m:d>
+                <m:dPr>
+                  <m:begChr m:val="("/>
+                  <m:endChr m:val=")"/>
+                  <m:sepChr m:val=""/>
+                  <m:grow/>
+                </m:dPr>
+                <m:e>
+                  <m:r>
+                    <m:t>2</m:t>
+                  </m:r>
+                  <m:r>
+                    <m:t>π</m:t>
+                  </m:r>
+                  <m:sSub>
+                    <m:e>
+                      <m:r>
+                        <m:t>f</m:t>
+                      </m:r>
+                    </m:e>
+                    <m:sub>
+                      <m:r>
+                        <m:t>c</m:t>
+                      </m:r>
+                    </m:sub>
+                  </m:sSub>
+                  <m:r>
+                    <m:t>t</m:t>
+                  </m:r>
+                  <m:r>
+                    <m:rPr>
+                      <m:sty m:val="p"/>
+                    </m:rPr>
+                    <m:t>+</m:t>
+                  </m:r>
+                  <m:r>
+                    <m:t>ϕ</m:t>
+                  </m:r>
+                  <m:d>
+                    <m:dPr>
+                      <m:begChr m:val="("/>
+                      <m:endChr m:val=")"/>
+                      <m:sepChr m:val=""/>
+                      <m:grow/>
+                    </m:dPr>
+                    <m:e>
+                      <m:r>
+                        <m:t>t</m:t>
+                      </m:r>
+                    </m:e>
+                  </m:d>
+                </m:e>
+              </m:d>
+            </m:sup>
+          </m:sSup>
+        </m:oMath>
+      </m:oMathPara>
     </w:p>
     <w:p>
       <w:pPr>
@@ -3197,13 +4018,92 @@
         <w:spacing w:line="360" w:lineRule="auto" w:before="0" w:after="120"/>
         <w:jc w:val="center"/>
       </w:pPr>
-      <w:r>
-        <w:rPr>
-          <w:rFonts w:ascii="Times New Roman" w:hAnsi="Times New Roman" w:eastAsia="宋体"/>
-          <w:sz w:val="24"/>
-        </w:rPr>
-        <w:t>$$s_{STJ}(t) = A \cdot e^{j 2\pi f_0 t}$$</w:t>
-      </w:r>
+      <m:oMathPara>
+        <m:oMathParaPr>
+          <m:jc m:val="center"/>
+        </m:oMathParaPr>
+        <m:oMath>
+          <m:sSub>
+            <m:e>
+              <m:r>
+                <m:t>s</m:t>
+              </m:r>
+            </m:e>
+            <m:sub>
+              <m:r>
+                <m:t>S</m:t>
+              </m:r>
+              <m:r>
+                <m:t>T</m:t>
+              </m:r>
+              <m:r>
+                <m:t>J</m:t>
+              </m:r>
+            </m:sub>
+          </m:sSub>
+          <m:d>
+            <m:dPr>
+              <m:begChr m:val="("/>
+              <m:endChr m:val=")"/>
+              <m:sepChr m:val=""/>
+              <m:grow/>
+            </m:dPr>
+            <m:e>
+              <m:r>
+                <m:t>t</m:t>
+              </m:r>
+            </m:e>
+          </m:d>
+          <m:r>
+            <m:rPr>
+              <m:sty m:val="p"/>
+            </m:rPr>
+            <m:t>=</m:t>
+          </m:r>
+          <m:r>
+            <m:t>A</m:t>
+          </m:r>
+          <m:r>
+            <m:rPr>
+              <m:sty m:val="p"/>
+            </m:rPr>
+            <m:t>⋅</m:t>
+          </m:r>
+          <m:sSup>
+            <m:e>
+              <m:r>
+                <m:t>e</m:t>
+              </m:r>
+            </m:e>
+            <m:sup>
+              <m:r>
+                <m:t>j</m:t>
+              </m:r>
+              <m:r>
+                <m:t>2</m:t>
+              </m:r>
+              <m:r>
+                <m:t>π</m:t>
+              </m:r>
+              <m:sSub>
+                <m:e>
+                  <m:r>
+                    <m:t>f</m:t>
+                  </m:r>
+                </m:e>
+                <m:sub>
+                  <m:r>
+                    <m:t>0</m:t>
+                  </m:r>
+                </m:sub>
+              </m:sSub>
+              <m:r>
+                <m:t>t</m:t>
+              </m:r>
+            </m:sup>
+          </m:sSup>
+        </m:oMath>
+      </m:oMathPara>
     </w:p>
     <w:p>
       <w:pPr>
@@ -3252,12 +4152,158 @@
         <w:spacing w:line="360" w:lineRule="auto" w:before="0" w:after="120"/>
         <w:jc w:val="center"/>
       </w:pPr>
-      <w:r>
-        <w:rPr>
-          <w:rFonts w:ascii="Times New Roman" w:hAnsi="Times New Roman" w:eastAsia="宋体"/>
-          <w:sz w:val="24"/>
-        </w:rPr>
-        <w:t>$$s_{SIN}(t) = A \cdot e^{j 2\pi f_0 t}$$</w:t>
+      <m:oMathPara>
+        <m:oMathParaPr>
+          <m:jc m:val="center"/>
+        </m:oMathParaPr>
+        <m:oMath>
+          <m:sSub>
+            <m:e>
+              <m:r>
+                <m:t>s</m:t>
+              </m:r>
+            </m:e>
+            <m:sub>
+              <m:r>
+                <m:t>S</m:t>
+              </m:r>
+              <m:r>
+                <m:t>I</m:t>
+              </m:r>
+              <m:r>
+                <m:t>N</m:t>
+              </m:r>
+            </m:sub>
+          </m:sSub>
+          <m:d>
+            <m:dPr>
+              <m:begChr m:val="("/>
+              <m:endChr m:val=")"/>
+              <m:sepChr m:val=""/>
+              <m:grow/>
+            </m:dPr>
+            <m:e>
+              <m:r>
+                <m:t>t</m:t>
+              </m:r>
+            </m:e>
+          </m:d>
+          <m:r>
+            <m:rPr>
+              <m:sty m:val="p"/>
+            </m:rPr>
+            <m:t>=</m:t>
+          </m:r>
+          <m:r>
+            <m:t>A</m:t>
+          </m:r>
+          <m:r>
+            <m:rPr>
+              <m:sty m:val="p"/>
+            </m:rPr>
+            <m:t>⋅</m:t>
+          </m:r>
+          <m:sSup>
+            <m:e>
+              <m:r>
+                <m:t>e</m:t>
+              </m:r>
+            </m:e>
+            <m:sup>
+              <m:r>
+                <m:t>j</m:t>
+              </m:r>
+              <m:r>
+                <m:t>2</m:t>
+              </m:r>
+              <m:r>
+                <m:t>π</m:t>
+              </m:r>
+              <m:sSub>
+                <m:e>
+                  <m:r>
+                    <m:t>f</m:t>
+                  </m:r>
+                </m:e>
+                <m:sub>
+                  <m:r>
+                    <m:t>0</m:t>
+                  </m:r>
+                </m:sub>
+              </m:sSub>
+              <m:r>
+                <m:t>t</m:t>
+              </m:r>
+            </m:sup>
+          </m:sSup>
+        </m:oMath>
+      </m:oMathPara>
+    </w:p>
+    <w:p>
+      <w:pPr>
+        <w:spacing w:line="360" w:lineRule="auto" w:before="0" w:after="120"/>
+        <w:ind w:firstLine="420"/>
+      </w:pPr>
+      <w:r>
+        <w:rPr>
+          <w:rFonts w:ascii="Times New Roman" w:hAnsi="Times New Roman" w:eastAsia="宋体"/>
+          <w:b w:val="0"/>
+          <w:sz w:val="24"/>
+        </w:rPr>
+        <w:t>其中$A$为振幅，$f_0$为正弦波频率。SIN与STJ的区别在于：STJ是与通信载波同频或近频的单频连续波干扰，功率高度集中在载波频率附近，对接收机锁相环和载波恢复造成严重干扰；而SIN是独立的正弦信号源，其频率不一定与载波重合，干扰机理为频谱能量叠加而非载波干扰。</w:t>
+      </w:r>
+    </w:p>
+    <w:p>
+      <w:pPr>
+        <w:jc w:val="center"/>
+      </w:pPr>
+      <w:r>
+        <w:drawing>
+          <wp:inline xmlns:a="http://schemas.openxmlformats.org/drawingml/2006/main" xmlns:pic="http://schemas.openxmlformats.org/drawingml/2006/picture">
+            <wp:extent cx="4860000" cy="5883807"/>
+            <wp:docPr id="2" name="Picture 2"/>
+            <wp:cNvGraphicFramePr>
+              <a:graphicFrameLocks noChangeAspect="1"/>
+            </wp:cNvGraphicFramePr>
+            <a:graphic>
+              <a:graphicData uri="http://schemas.openxmlformats.org/drawingml/2006/picture">
+                <pic:pic>
+                  <pic:nvPicPr>
+                    <pic:cNvPr id="0" name="figure_4_2_interference_waveforms.png"/>
+                    <pic:cNvPicPr/>
+                  </pic:nvPicPr>
+                  <pic:blipFill>
+                    <a:blip r:embed="rId12"/>
+                    <a:stretch>
+                      <a:fillRect/>
+                    </a:stretch>
+                  </pic:blipFill>
+                  <pic:spPr>
+                    <a:xfrm>
+                      <a:off x="0" y="0"/>
+                      <a:ext cx="4860000" cy="5883807"/>
+                    </a:xfrm>
+                    <a:prstGeom prst="rect"/>
+                  </pic:spPr>
+                </pic:pic>
+              </a:graphicData>
+            </a:graphic>
+          </wp:inline>
+        </w:drawing>
+      </w:r>
+    </w:p>
+    <w:p>
+      <w:pPr>
+        <w:spacing w:line="360" w:lineRule="auto" w:before="0" w:after="120"/>
+        <w:jc w:val="center"/>
+      </w:pPr>
+      <w:r>
+        <w:rPr>
+          <w:rFonts w:ascii="Times New Roman" w:hAnsi="Times New Roman" w:eastAsia="宋体"/>
+          <w:b w:val="0"/>
+          <w:sz w:val="21"/>
+        </w:rPr>
+        <w:t>图4-1 六类干扰信号波形与频谱</w:t>
       </w:r>
     </w:p>
     <w:p>
@@ -3774,13 +4820,164 @@
         <w:spacing w:line="360" w:lineRule="auto" w:before="0" w:after="120"/>
         <w:jc w:val="center"/>
       </w:pPr>
-      <w:r>
-        <w:rPr>
-          <w:rFonts w:ascii="Times New Roman" w:hAnsi="Times New Roman" w:eastAsia="宋体"/>
-          <w:sz w:val="24"/>
-        </w:rPr>
-        <w:t>$$Attention(Q,K,V) = softmax\left(\frac{QK^T}{\sqrt{d_k/4}}\right)V$$</w:t>
-      </w:r>
+      <m:oMathPara>
+        <m:oMathParaPr>
+          <m:jc m:val="center"/>
+        </m:oMathParaPr>
+        <m:oMath>
+          <m:r>
+            <m:t>A</m:t>
+          </m:r>
+          <m:r>
+            <m:t>t</m:t>
+          </m:r>
+          <m:r>
+            <m:t>t</m:t>
+          </m:r>
+          <m:r>
+            <m:t>e</m:t>
+          </m:r>
+          <m:r>
+            <m:t>n</m:t>
+          </m:r>
+          <m:r>
+            <m:t>t</m:t>
+          </m:r>
+          <m:r>
+            <m:t>i</m:t>
+          </m:r>
+          <m:r>
+            <m:t>o</m:t>
+          </m:r>
+          <m:r>
+            <m:t>n</m:t>
+          </m:r>
+          <m:d>
+            <m:dPr>
+              <m:begChr m:val="("/>
+              <m:endChr m:val=")"/>
+              <m:sepChr m:val=""/>
+              <m:grow/>
+            </m:dPr>
+            <m:e>
+              <m:r>
+                <m:t>Q</m:t>
+              </m:r>
+              <m:r>
+                <m:rPr>
+                  <m:sty m:val="p"/>
+                </m:rPr>
+                <m:t>,</m:t>
+              </m:r>
+              <m:r>
+                <m:t>K</m:t>
+              </m:r>
+              <m:r>
+                <m:rPr>
+                  <m:sty m:val="p"/>
+                </m:rPr>
+                <m:t>,</m:t>
+              </m:r>
+              <m:r>
+                <m:t>V</m:t>
+              </m:r>
+            </m:e>
+          </m:d>
+          <m:r>
+            <m:rPr>
+              <m:sty m:val="p"/>
+            </m:rPr>
+            <m:t>=</m:t>
+          </m:r>
+          <m:r>
+            <m:t>s</m:t>
+          </m:r>
+          <m:r>
+            <m:t>o</m:t>
+          </m:r>
+          <m:r>
+            <m:t>f</m:t>
+          </m:r>
+          <m:r>
+            <m:t>t</m:t>
+          </m:r>
+          <m:r>
+            <m:t>m</m:t>
+          </m:r>
+          <m:r>
+            <m:t>a</m:t>
+          </m:r>
+          <m:r>
+            <m:t>x</m:t>
+          </m:r>
+          <m:d>
+            <m:dPr>
+              <m:begChr m:val="("/>
+              <m:endChr m:val=")"/>
+              <m:sepChr m:val=""/>
+              <m:grow/>
+            </m:dPr>
+            <m:e>
+              <m:f>
+                <m:fPr>
+                  <m:type m:val="bar"/>
+                </m:fPr>
+                <m:num>
+                  <m:r>
+                    <m:t>Q</m:t>
+                  </m:r>
+                  <m:sSup>
+                    <m:e>
+                      <m:r>
+                        <m:t>K</m:t>
+                      </m:r>
+                    </m:e>
+                    <m:sup>
+                      <m:r>
+                        <m:t>T</m:t>
+                      </m:r>
+                    </m:sup>
+                  </m:sSup>
+                </m:num>
+                <m:den>
+                  <m:rad>
+                    <m:radPr>
+                      <m:degHide m:val="on"/>
+                    </m:radPr>
+                    <m:deg/>
+                    <m:e>
+                      <m:sSub>
+                        <m:e>
+                          <m:r>
+                            <m:t>d</m:t>
+                          </m:r>
+                        </m:e>
+                        <m:sub>
+                          <m:r>
+                            <m:t>k</m:t>
+                          </m:r>
+                        </m:sub>
+                      </m:sSub>
+                      <m:r>
+                        <m:rPr>
+                          <m:sty m:val="p"/>
+                        </m:rPr>
+                        <m:t>/</m:t>
+                      </m:r>
+                      <m:r>
+                        <m:t>4</m:t>
+                      </m:r>
+                    </m:e>
+                  </m:rad>
+                </m:den>
+              </m:f>
+            </m:e>
+          </m:d>
+          <m:r>
+            <m:t>V</m:t>
+          </m:r>
+        </m:oMath>
+      </m:oMathPara>
     </w:p>
     <w:p>
       <w:pPr>
@@ -3829,26 +5026,204 @@
         <w:spacing w:line="360" w:lineRule="auto" w:before="0" w:after="120"/>
         <w:jc w:val="center"/>
       </w:pPr>
-      <w:r>
-        <w:rPr>
-          <w:rFonts w:ascii="Times New Roman" w:hAnsi="Times New Roman" w:eastAsia="宋体"/>
-          <w:sz w:val="24"/>
-        </w:rPr>
-        <w:t>$$out = LayerNorm(x + MHA(x))$$</w:t>
-      </w:r>
+      <m:oMathPara>
+        <m:oMathParaPr>
+          <m:jc m:val="center"/>
+        </m:oMathParaPr>
+        <m:oMath>
+          <m:r>
+            <m:t>o</m:t>
+          </m:r>
+          <m:r>
+            <m:t>u</m:t>
+          </m:r>
+          <m:r>
+            <m:t>t</m:t>
+          </m:r>
+          <m:r>
+            <m:rPr>
+              <m:sty m:val="p"/>
+            </m:rPr>
+            <m:t>=</m:t>
+          </m:r>
+          <m:r>
+            <m:t>L</m:t>
+          </m:r>
+          <m:r>
+            <m:t>a</m:t>
+          </m:r>
+          <m:r>
+            <m:t>y</m:t>
+          </m:r>
+          <m:r>
+            <m:t>e</m:t>
+          </m:r>
+          <m:r>
+            <m:t>r</m:t>
+          </m:r>
+          <m:r>
+            <m:t>N</m:t>
+          </m:r>
+          <m:r>
+            <m:t>o</m:t>
+          </m:r>
+          <m:r>
+            <m:t>r</m:t>
+          </m:r>
+          <m:r>
+            <m:t>m</m:t>
+          </m:r>
+          <m:d>
+            <m:dPr>
+              <m:begChr m:val="("/>
+              <m:endChr m:val=")"/>
+              <m:sepChr m:val=""/>
+              <m:grow/>
+            </m:dPr>
+            <m:e>
+              <m:r>
+                <m:t>x</m:t>
+              </m:r>
+              <m:r>
+                <m:rPr>
+                  <m:sty m:val="p"/>
+                </m:rPr>
+                <m:t>+</m:t>
+              </m:r>
+              <m:r>
+                <m:t>M</m:t>
+              </m:r>
+              <m:r>
+                <m:t>H</m:t>
+              </m:r>
+              <m:r>
+                <m:t>A</m:t>
+              </m:r>
+              <m:d>
+                <m:dPr>
+                  <m:begChr m:val="("/>
+                  <m:endChr m:val=")"/>
+                  <m:sepChr m:val=""/>
+                  <m:grow/>
+                </m:dPr>
+                <m:e>
+                  <m:r>
+                    <m:t>x</m:t>
+                  </m:r>
+                </m:e>
+              </m:d>
+            </m:e>
+          </m:d>
+        </m:oMath>
+      </m:oMathPara>
     </w:p>
     <w:p>
       <w:pPr>
         <w:spacing w:line="360" w:lineRule="auto" w:before="0" w:after="120"/>
         <w:jc w:val="center"/>
       </w:pPr>
-      <w:r>
-        <w:rPr>
-          <w:rFonts w:ascii="Times New Roman" w:hAnsi="Times New Roman" w:eastAsia="宋体"/>
-          <w:sz w:val="24"/>
-        </w:rPr>
-        <w:t>$$out = LayerNorm(out + FFN(out))$$</w:t>
-      </w:r>
+      <m:oMathPara>
+        <m:oMathParaPr>
+          <m:jc m:val="center"/>
+        </m:oMathParaPr>
+        <m:oMath>
+          <m:r>
+            <m:t>o</m:t>
+          </m:r>
+          <m:r>
+            <m:t>u</m:t>
+          </m:r>
+          <m:r>
+            <m:t>t</m:t>
+          </m:r>
+          <m:r>
+            <m:rPr>
+              <m:sty m:val="p"/>
+            </m:rPr>
+            <m:t>=</m:t>
+          </m:r>
+          <m:r>
+            <m:t>L</m:t>
+          </m:r>
+          <m:r>
+            <m:t>a</m:t>
+          </m:r>
+          <m:r>
+            <m:t>y</m:t>
+          </m:r>
+          <m:r>
+            <m:t>e</m:t>
+          </m:r>
+          <m:r>
+            <m:t>r</m:t>
+          </m:r>
+          <m:r>
+            <m:t>N</m:t>
+          </m:r>
+          <m:r>
+            <m:t>o</m:t>
+          </m:r>
+          <m:r>
+            <m:t>r</m:t>
+          </m:r>
+          <m:r>
+            <m:t>m</m:t>
+          </m:r>
+          <m:d>
+            <m:dPr>
+              <m:begChr m:val="("/>
+              <m:endChr m:val=")"/>
+              <m:sepChr m:val=""/>
+              <m:grow/>
+            </m:dPr>
+            <m:e>
+              <m:r>
+                <m:t>o</m:t>
+              </m:r>
+              <m:r>
+                <m:t>u</m:t>
+              </m:r>
+              <m:r>
+                <m:t>t</m:t>
+              </m:r>
+              <m:r>
+                <m:rPr>
+                  <m:sty m:val="p"/>
+                </m:rPr>
+                <m:t>+</m:t>
+              </m:r>
+              <m:r>
+                <m:t>F</m:t>
+              </m:r>
+              <m:r>
+                <m:t>F</m:t>
+              </m:r>
+              <m:r>
+                <m:t>N</m:t>
+              </m:r>
+              <m:d>
+                <m:dPr>
+                  <m:begChr m:val="("/>
+                  <m:endChr m:val=")"/>
+                  <m:sepChr m:val=""/>
+                  <m:grow/>
+                </m:dPr>
+                <m:e>
+                  <m:r>
+                    <m:t>o</m:t>
+                  </m:r>
+                  <m:r>
+                    <m:t>u</m:t>
+                  </m:r>
+                  <m:r>
+                    <m:t>t</m:t>
+                  </m:r>
+                </m:e>
+              </m:d>
+            </m:e>
+          </m:d>
+        </m:oMath>
+      </m:oMathPara>
     </w:p>
     <w:p>
       <w:pPr>
@@ -5730,6 +7105,59 @@
           <w:sz w:val="24"/>
         </w:rPr>
         <w:t>最终选取验证集准确率最高的Epoch 26模型作为最佳模型，参数量为96,921。</w:t>
+      </w:r>
+    </w:p>
+    <w:p>
+      <w:pPr>
+        <w:jc w:val="center"/>
+      </w:pPr>
+      <w:r>
+        <w:drawing>
+          <wp:inline xmlns:a="http://schemas.openxmlformats.org/drawingml/2006/main" xmlns:pic="http://schemas.openxmlformats.org/drawingml/2006/picture">
+            <wp:extent cx="4860000" cy="2025000"/>
+            <wp:docPr id="3" name="Picture 3"/>
+            <wp:cNvGraphicFramePr>
+              <a:graphicFrameLocks noChangeAspect="1"/>
+            </wp:cNvGraphicFramePr>
+            <a:graphic>
+              <a:graphicData uri="http://schemas.openxmlformats.org/drawingml/2006/picture">
+                <pic:pic>
+                  <pic:nvPicPr>
+                    <pic:cNvPr id="0" name="figure_4_4_training_curve.png"/>
+                    <pic:cNvPicPr/>
+                  </pic:nvPicPr>
+                  <pic:blipFill>
+                    <a:blip r:embed="rId13"/>
+                    <a:stretch>
+                      <a:fillRect/>
+                    </a:stretch>
+                  </pic:blipFill>
+                  <pic:spPr>
+                    <a:xfrm>
+                      <a:off x="0" y="0"/>
+                      <a:ext cx="4860000" cy="2025000"/>
+                    </a:xfrm>
+                    <a:prstGeom prst="rect"/>
+                  </pic:spPr>
+                </pic:pic>
+              </a:graphicData>
+            </a:graphic>
+          </wp:inline>
+        </w:drawing>
+      </w:r>
+    </w:p>
+    <w:p>
+      <w:pPr>
+        <w:spacing w:line="360" w:lineRule="auto" w:before="0" w:after="120"/>
+        <w:jc w:val="center"/>
+      </w:pPr>
+      <w:r>
+        <w:rPr>
+          <w:rFonts w:ascii="Times New Roman" w:hAnsi="Times New Roman" w:eastAsia="宋体"/>
+          <w:b w:val="0"/>
+          <w:sz w:val="21"/>
+        </w:rPr>
+        <w:t>图4-3 训练过程验证集准确率曲线</w:t>
       </w:r>
     </w:p>
     <w:p>
@@ -7520,7 +8948,7 @@
         <w:drawing>
           <wp:inline xmlns:a="http://schemas.openxmlformats.org/drawingml/2006/main" xmlns:pic="http://schemas.openxmlformats.org/drawingml/2006/picture">
             <wp:extent cx="4860000" cy="2916000"/>
-            <wp:docPr id="1" name="Picture 1"/>
+            <wp:docPr id="4" name="Picture 4"/>
             <wp:cNvGraphicFramePr>
               <a:graphicFrameLocks noChangeAspect="1"/>
             </wp:cNvGraphicFramePr>
@@ -7532,7 +8960,7 @@
                     <pic:cNvPicPr/>
                   </pic:nvPicPr>
                   <pic:blipFill>
-                    <a:blip r:embed="rId11"/>
+                    <a:blip r:embed="rId14"/>
                     <a:stretch>
                       <a:fillRect/>
                     </a:stretch>
@@ -9521,13 +10949,204 @@
         <w:spacing w:line="360" w:lineRule="auto" w:before="0" w:after="120"/>
         <w:jc w:val="center"/>
       </w:pPr>
-      <w:r>
-        <w:rPr>
-          <w:rFonts w:ascii="Times New Roman" w:hAnsi="Times New Roman" w:eastAsia="宋体"/>
-          <w:sz w:val="24"/>
-        </w:rPr>
-        <w:t>$$s_{agc}[n] = s[n] \cdot \frac{R_{target}}{\sqrt{\frac{1}{N}\sum_{n=0}^{N-1}|s[n]|^2}}$$</w:t>
-      </w:r>
+      <m:oMathPara>
+        <m:oMathParaPr>
+          <m:jc m:val="center"/>
+        </m:oMathParaPr>
+        <m:oMath>
+          <m:sSub>
+            <m:e>
+              <m:r>
+                <m:t>s</m:t>
+              </m:r>
+            </m:e>
+            <m:sub>
+              <m:r>
+                <m:t>a</m:t>
+              </m:r>
+              <m:r>
+                <m:t>g</m:t>
+              </m:r>
+              <m:r>
+                <m:t>c</m:t>
+              </m:r>
+            </m:sub>
+          </m:sSub>
+          <m:d>
+            <m:dPr>
+              <m:begChr m:val="["/>
+              <m:endChr m:val="]"/>
+              <m:sepChr m:val=""/>
+              <m:grow/>
+            </m:dPr>
+            <m:e>
+              <m:r>
+                <m:t>n</m:t>
+              </m:r>
+            </m:e>
+          </m:d>
+          <m:r>
+            <m:rPr>
+              <m:sty m:val="p"/>
+            </m:rPr>
+            <m:t>=</m:t>
+          </m:r>
+          <m:r>
+            <m:t>s</m:t>
+          </m:r>
+          <m:d>
+            <m:dPr>
+              <m:begChr m:val="["/>
+              <m:endChr m:val="]"/>
+              <m:sepChr m:val=""/>
+              <m:grow/>
+            </m:dPr>
+            <m:e>
+              <m:r>
+                <m:t>n</m:t>
+              </m:r>
+            </m:e>
+          </m:d>
+          <m:r>
+            <m:rPr>
+              <m:sty m:val="p"/>
+            </m:rPr>
+            <m:t>⋅</m:t>
+          </m:r>
+          <m:f>
+            <m:fPr>
+              <m:type m:val="bar"/>
+            </m:fPr>
+            <m:num>
+              <m:sSub>
+                <m:e>
+                  <m:r>
+                    <m:t>R</m:t>
+                  </m:r>
+                </m:e>
+                <m:sub>
+                  <m:r>
+                    <m:t>t</m:t>
+                  </m:r>
+                  <m:r>
+                    <m:t>a</m:t>
+                  </m:r>
+                  <m:r>
+                    <m:t>r</m:t>
+                  </m:r>
+                  <m:r>
+                    <m:t>g</m:t>
+                  </m:r>
+                  <m:r>
+                    <m:t>e</m:t>
+                  </m:r>
+                  <m:r>
+                    <m:t>t</m:t>
+                  </m:r>
+                </m:sub>
+              </m:sSub>
+            </m:num>
+            <m:den>
+              <m:rad>
+                <m:radPr>
+                  <m:degHide m:val="on"/>
+                </m:radPr>
+                <m:deg/>
+                <m:e>
+                  <m:f>
+                    <m:fPr>
+                      <m:type m:val="bar"/>
+                    </m:fPr>
+                    <m:num>
+                      <m:r>
+                        <m:t>1</m:t>
+                      </m:r>
+                    </m:num>
+                    <m:den>
+                      <m:r>
+                        <m:t>N</m:t>
+                      </m:r>
+                    </m:den>
+                  </m:f>
+                  <m:nary>
+                    <m:naryPr>
+                      <m:chr m:val="∑"/>
+                      <m:limLoc m:val="undOvr"/>
+                      <m:subHide m:val="off"/>
+                      <m:supHide m:val="off"/>
+                    </m:naryPr>
+                    <m:sub>
+                      <m:r>
+                        <m:t>n</m:t>
+                      </m:r>
+                      <m:r>
+                        <m:rPr>
+                          <m:sty m:val="p"/>
+                        </m:rPr>
+                        <m:t>=</m:t>
+                      </m:r>
+                      <m:r>
+                        <m:t>0</m:t>
+                      </m:r>
+                    </m:sub>
+                    <m:sup>
+                      <m:r>
+                        <m:t>N</m:t>
+                      </m:r>
+                      <m:r>
+                        <m:rPr>
+                          <m:sty m:val="p"/>
+                        </m:rPr>
+                        <m:t>−</m:t>
+                      </m:r>
+                      <m:r>
+                        <m:t>1</m:t>
+                      </m:r>
+                    </m:sup>
+                    <m:e>
+                      <m:sSup>
+                        <m:e>
+                          <m:d>
+                            <m:dPr>
+                              <m:begChr m:val="|"/>
+                              <m:endChr m:val="|"/>
+                              <m:sepChr m:val=""/>
+                              <m:grow/>
+                            </m:dPr>
+                            <m:e>
+                              <m:r>
+                                <m:t>s</m:t>
+                              </m:r>
+                              <m:d>
+                                <m:dPr>
+                                  <m:begChr m:val="["/>
+                                  <m:endChr m:val="]"/>
+                                  <m:sepChr m:val=""/>
+                                  <m:grow/>
+                                </m:dPr>
+                                <m:e>
+                                  <m:r>
+                                    <m:t>n</m:t>
+                                  </m:r>
+                                </m:e>
+                              </m:d>
+                            </m:e>
+                          </m:d>
+                        </m:e>
+                        <m:sup>
+                          <m:r>
+                            <m:t>2</m:t>
+                          </m:r>
+                        </m:sup>
+                      </m:sSup>
+                    </m:e>
+                  </m:nary>
+                </m:e>
+              </m:rad>
+            </m:den>
+          </m:f>
+        </m:oMath>
+      </m:oMathPara>
     </w:p>
     <w:p>
       <w:pPr>
@@ -9576,13 +11195,160 @@
         <w:spacing w:line="360" w:lineRule="auto" w:before="0" w:after="120"/>
         <w:jc w:val="center"/>
       </w:pPr>
-      <w:r>
-        <w:rPr>
-          <w:rFonts w:ascii="Times New Roman" w:hAnsi="Times New Roman" w:eastAsia="宋体"/>
-          <w:sz w:val="24"/>
-        </w:rPr>
-        <w:t>$$C[m] = \left|\sum_{n=0}^{L-1} s[m+n] \cdot p^*[L-1-n]\right|$$</w:t>
-      </w:r>
+      <m:oMathPara>
+        <m:oMathParaPr>
+          <m:jc m:val="center"/>
+        </m:oMathParaPr>
+        <m:oMath>
+          <m:r>
+            <m:t>C</m:t>
+          </m:r>
+          <m:d>
+            <m:dPr>
+              <m:begChr m:val="["/>
+              <m:endChr m:val="]"/>
+              <m:sepChr m:val=""/>
+              <m:grow/>
+            </m:dPr>
+            <m:e>
+              <m:r>
+                <m:t>m</m:t>
+              </m:r>
+            </m:e>
+          </m:d>
+          <m:r>
+            <m:rPr>
+              <m:sty m:val="p"/>
+            </m:rPr>
+            <m:t>=</m:t>
+          </m:r>
+          <m:d>
+            <m:dPr>
+              <m:begChr m:val="|"/>
+              <m:endChr m:val="|"/>
+              <m:sepChr m:val=""/>
+              <m:grow/>
+            </m:dPr>
+            <m:e>
+              <m:nary>
+                <m:naryPr>
+                  <m:chr m:val="∑"/>
+                  <m:limLoc m:val="undOvr"/>
+                  <m:subHide m:val="off"/>
+                  <m:supHide m:val="off"/>
+                </m:naryPr>
+                <m:sub>
+                  <m:r>
+                    <m:t>n</m:t>
+                  </m:r>
+                  <m:r>
+                    <m:rPr>
+                      <m:sty m:val="p"/>
+                    </m:rPr>
+                    <m:t>=</m:t>
+                  </m:r>
+                  <m:r>
+                    <m:t>0</m:t>
+                  </m:r>
+                </m:sub>
+                <m:sup>
+                  <m:r>
+                    <m:t>L</m:t>
+                  </m:r>
+                  <m:r>
+                    <m:rPr>
+                      <m:sty m:val="p"/>
+                    </m:rPr>
+                    <m:t>−</m:t>
+                  </m:r>
+                  <m:r>
+                    <m:t>1</m:t>
+                  </m:r>
+                </m:sup>
+                <m:e>
+                  <m:r>
+                    <m:t>s</m:t>
+                  </m:r>
+                </m:e>
+              </m:nary>
+              <m:d>
+                <m:dPr>
+                  <m:begChr m:val="["/>
+                  <m:endChr m:val="]"/>
+                  <m:sepChr m:val=""/>
+                  <m:grow/>
+                </m:dPr>
+                <m:e>
+                  <m:r>
+                    <m:t>m</m:t>
+                  </m:r>
+                  <m:r>
+                    <m:rPr>
+                      <m:sty m:val="p"/>
+                    </m:rPr>
+                    <m:t>+</m:t>
+                  </m:r>
+                  <m:r>
+                    <m:t>n</m:t>
+                  </m:r>
+                </m:e>
+              </m:d>
+              <m:r>
+                <m:rPr>
+                  <m:sty m:val="p"/>
+                </m:rPr>
+                <m:t>⋅</m:t>
+              </m:r>
+              <m:sSup>
+                <m:e>
+                  <m:r>
+                    <m:t>p</m:t>
+                  </m:r>
+                </m:e>
+                <m:sup>
+                  <m:r>
+                    <m:rPr>
+                      <m:sty m:val="p"/>
+                    </m:rPr>
+                    <m:t>*</m:t>
+                  </m:r>
+                </m:sup>
+              </m:sSup>
+              <m:d>
+                <m:dPr>
+                  <m:begChr m:val="["/>
+                  <m:endChr m:val="]"/>
+                  <m:sepChr m:val=""/>
+                  <m:grow/>
+                </m:dPr>
+                <m:e>
+                  <m:r>
+                    <m:t>L</m:t>
+                  </m:r>
+                  <m:r>
+                    <m:rPr>
+                      <m:sty m:val="p"/>
+                    </m:rPr>
+                    <m:t>−</m:t>
+                  </m:r>
+                  <m:r>
+                    <m:t>1</m:t>
+                  </m:r>
+                  <m:r>
+                    <m:rPr>
+                      <m:sty m:val="p"/>
+                    </m:rPr>
+                    <m:t>−</m:t>
+                  </m:r>
+                  <m:r>
+                    <m:t>n</m:t>
+                  </m:r>
+                </m:e>
+              </m:d>
+            </m:e>
+          </m:d>
+        </m:oMath>
+      </m:oMathPara>
     </w:p>
     <w:p>
       <w:pPr>
@@ -9631,26 +11397,352 @@
         <w:spacing w:line="360" w:lineRule="auto" w:before="0" w:after="120"/>
         <w:jc w:val="center"/>
       </w:pPr>
-      <w:r>
-        <w:rPr>
-          <w:rFonts w:ascii="Times New Roman" w:hAnsi="Times New Roman" w:eastAsia="宋体"/>
-          <w:sz w:val="24"/>
-        </w:rPr>
-        <w:t>$$\Delta\phi = \arg\left(\sum_{n=L/2}^{L-1} r[n]p^*[n] \cdot \left(\sum_{n=0}^{L/2-1} r[n]p^*[n]\right)^*\right)$$</w:t>
-      </w:r>
+      <m:oMathPara>
+        <m:oMathParaPr>
+          <m:jc m:val="center"/>
+        </m:oMathParaPr>
+        <m:oMath>
+          <m:r>
+            <m:t>Δ</m:t>
+          </m:r>
+          <m:r>
+            <m:t>ϕ</m:t>
+          </m:r>
+          <m:r>
+            <m:rPr>
+              <m:sty m:val="p"/>
+            </m:rPr>
+            <m:t>=</m:t>
+          </m:r>
+          <m:r>
+            <m:rPr>
+              <m:sty m:val="p"/>
+            </m:rPr>
+            <m:t>arg</m:t>
+          </m:r>
+          <m:d>
+            <m:dPr>
+              <m:begChr m:val="("/>
+              <m:endChr m:val=")"/>
+              <m:sepChr m:val=""/>
+              <m:grow/>
+            </m:dPr>
+            <m:e>
+              <m:nary>
+                <m:naryPr>
+                  <m:chr m:val="∑"/>
+                  <m:limLoc m:val="undOvr"/>
+                  <m:subHide m:val="off"/>
+                  <m:supHide m:val="off"/>
+                </m:naryPr>
+                <m:sub>
+                  <m:r>
+                    <m:t>n</m:t>
+                  </m:r>
+                  <m:r>
+                    <m:rPr>
+                      <m:sty m:val="p"/>
+                    </m:rPr>
+                    <m:t>=</m:t>
+                  </m:r>
+                  <m:r>
+                    <m:t>L</m:t>
+                  </m:r>
+                  <m:r>
+                    <m:rPr>
+                      <m:sty m:val="p"/>
+                    </m:rPr>
+                    <m:t>/</m:t>
+                  </m:r>
+                  <m:r>
+                    <m:t>2</m:t>
+                  </m:r>
+                </m:sub>
+                <m:sup>
+                  <m:r>
+                    <m:t>L</m:t>
+                  </m:r>
+                  <m:r>
+                    <m:rPr>
+                      <m:sty m:val="p"/>
+                    </m:rPr>
+                    <m:t>−</m:t>
+                  </m:r>
+                  <m:r>
+                    <m:t>1</m:t>
+                  </m:r>
+                </m:sup>
+                <m:e>
+                  <m:r>
+                    <m:t>r</m:t>
+                  </m:r>
+                </m:e>
+              </m:nary>
+              <m:d>
+                <m:dPr>
+                  <m:begChr m:val="["/>
+                  <m:endChr m:val="]"/>
+                  <m:sepChr m:val=""/>
+                  <m:grow/>
+                </m:dPr>
+                <m:e>
+                  <m:r>
+                    <m:t>n</m:t>
+                  </m:r>
+                </m:e>
+              </m:d>
+              <m:sSup>
+                <m:e>
+                  <m:r>
+                    <m:t>p</m:t>
+                  </m:r>
+                </m:e>
+                <m:sup>
+                  <m:r>
+                    <m:rPr>
+                      <m:sty m:val="p"/>
+                    </m:rPr>
+                    <m:t>*</m:t>
+                  </m:r>
+                </m:sup>
+              </m:sSup>
+              <m:d>
+                <m:dPr>
+                  <m:begChr m:val="["/>
+                  <m:endChr m:val="]"/>
+                  <m:sepChr m:val=""/>
+                  <m:grow/>
+                </m:dPr>
+                <m:e>
+                  <m:r>
+                    <m:t>n</m:t>
+                  </m:r>
+                </m:e>
+              </m:d>
+              <m:r>
+                <m:rPr>
+                  <m:sty m:val="p"/>
+                </m:rPr>
+                <m:t>⋅</m:t>
+              </m:r>
+              <m:sSup>
+                <m:e>
+                  <m:d>
+                    <m:dPr>
+                      <m:begChr m:val="("/>
+                      <m:endChr m:val=")"/>
+                      <m:sepChr m:val=""/>
+                      <m:grow/>
+                    </m:dPr>
+                    <m:e>
+                      <m:nary>
+                        <m:naryPr>
+                          <m:chr m:val="∑"/>
+                          <m:limLoc m:val="undOvr"/>
+                          <m:subHide m:val="off"/>
+                          <m:supHide m:val="off"/>
+                        </m:naryPr>
+                        <m:sub>
+                          <m:r>
+                            <m:t>n</m:t>
+                          </m:r>
+                          <m:r>
+                            <m:rPr>
+                              <m:sty m:val="p"/>
+                            </m:rPr>
+                            <m:t>=</m:t>
+                          </m:r>
+                          <m:r>
+                            <m:t>0</m:t>
+                          </m:r>
+                        </m:sub>
+                        <m:sup>
+                          <m:r>
+                            <m:t>L</m:t>
+                          </m:r>
+                          <m:r>
+                            <m:rPr>
+                              <m:sty m:val="p"/>
+                            </m:rPr>
+                            <m:t>/</m:t>
+                          </m:r>
+                          <m:r>
+                            <m:t>2</m:t>
+                          </m:r>
+                          <m:r>
+                            <m:rPr>
+                              <m:sty m:val="p"/>
+                            </m:rPr>
+                            <m:t>−</m:t>
+                          </m:r>
+                          <m:r>
+                            <m:t>1</m:t>
+                          </m:r>
+                        </m:sup>
+                        <m:e>
+                          <m:r>
+                            <m:t>r</m:t>
+                          </m:r>
+                        </m:e>
+                      </m:nary>
+                      <m:d>
+                        <m:dPr>
+                          <m:begChr m:val="["/>
+                          <m:endChr m:val="]"/>
+                          <m:sepChr m:val=""/>
+                          <m:grow/>
+                        </m:dPr>
+                        <m:e>
+                          <m:r>
+                            <m:t>n</m:t>
+                          </m:r>
+                        </m:e>
+                      </m:d>
+                      <m:sSup>
+                        <m:e>
+                          <m:r>
+                            <m:t>p</m:t>
+                          </m:r>
+                        </m:e>
+                        <m:sup>
+                          <m:r>
+                            <m:rPr>
+                              <m:sty m:val="p"/>
+                            </m:rPr>
+                            <m:t>*</m:t>
+                          </m:r>
+                        </m:sup>
+                      </m:sSup>
+                      <m:d>
+                        <m:dPr>
+                          <m:begChr m:val="["/>
+                          <m:endChr m:val="]"/>
+                          <m:sepChr m:val=""/>
+                          <m:grow/>
+                        </m:dPr>
+                        <m:e>
+                          <m:r>
+                            <m:t>n</m:t>
+                          </m:r>
+                        </m:e>
+                      </m:d>
+                    </m:e>
+                  </m:d>
+                </m:e>
+                <m:sup>
+                  <m:r>
+                    <m:rPr>
+                      <m:sty m:val="p"/>
+                    </m:rPr>
+                    <m:t>*</m:t>
+                  </m:r>
+                </m:sup>
+              </m:sSup>
+            </m:e>
+          </m:d>
+        </m:oMath>
+      </m:oMathPara>
     </w:p>
     <w:p>
       <w:pPr>
         <w:spacing w:line="360" w:lineRule="auto" w:before="0" w:after="120"/>
         <w:jc w:val="center"/>
       </w:pPr>
-      <w:r>
-        <w:rPr>
-          <w:rFonts w:ascii="Times New Roman" w:hAnsi="Times New Roman" w:eastAsia="宋体"/>
-          <w:sz w:val="24"/>
-        </w:rPr>
-        <w:t>$$\hat{f}_{cfo} = \frac{\Delta\phi \cdot f_s}{2\pi \cdot L/2}$$</w:t>
-      </w:r>
+      <m:oMathPara>
+        <m:oMathParaPr>
+          <m:jc m:val="center"/>
+        </m:oMathParaPr>
+        <m:oMath>
+          <m:sSub>
+            <m:e>
+              <m:acc>
+                <m:accPr>
+                  <m:chr m:val="̂"/>
+                </m:accPr>
+                <m:e>
+                  <m:r>
+                    <m:t>f</m:t>
+                  </m:r>
+                </m:e>
+              </m:acc>
+            </m:e>
+            <m:sub>
+              <m:r>
+                <m:t>c</m:t>
+              </m:r>
+              <m:r>
+                <m:t>f</m:t>
+              </m:r>
+              <m:r>
+                <m:t>o</m:t>
+              </m:r>
+            </m:sub>
+          </m:sSub>
+          <m:r>
+            <m:rPr>
+              <m:sty m:val="p"/>
+            </m:rPr>
+            <m:t>=</m:t>
+          </m:r>
+          <m:f>
+            <m:fPr>
+              <m:type m:val="bar"/>
+            </m:fPr>
+            <m:num>
+              <m:r>
+                <m:t>Δ</m:t>
+              </m:r>
+              <m:r>
+                <m:t>ϕ</m:t>
+              </m:r>
+              <m:r>
+                <m:rPr>
+                  <m:sty m:val="p"/>
+                </m:rPr>
+                <m:t>⋅</m:t>
+              </m:r>
+              <m:sSub>
+                <m:e>
+                  <m:r>
+                    <m:t>f</m:t>
+                  </m:r>
+                </m:e>
+                <m:sub>
+                  <m:r>
+                    <m:t>s</m:t>
+                  </m:r>
+                </m:sub>
+              </m:sSub>
+            </m:num>
+            <m:den>
+              <m:r>
+                <m:t>2</m:t>
+              </m:r>
+              <m:r>
+                <m:t>π</m:t>
+              </m:r>
+              <m:r>
+                <m:rPr>
+                  <m:sty m:val="p"/>
+                </m:rPr>
+                <m:t>⋅</m:t>
+              </m:r>
+              <m:r>
+                <m:t>L</m:t>
+              </m:r>
+              <m:r>
+                <m:rPr>
+                  <m:sty m:val="p"/>
+                </m:rPr>
+                <m:t>/</m:t>
+              </m:r>
+              <m:r>
+                <m:t>2</m:t>
+              </m:r>
+            </m:den>
+          </m:f>
+        </m:oMath>
+      </m:oMathPara>
     </w:p>
     <w:p>
       <w:pPr>
@@ -9811,13 +11903,175 @@
         <w:spacing w:line="360" w:lineRule="auto" w:before="0" w:after="120"/>
         <w:jc w:val="center"/>
       </w:pPr>
-      <w:r>
-        <w:rPr>
-          <w:rFonts w:ascii="Times New Roman" w:hAnsi="Times New Roman" w:eastAsia="宋体"/>
-          <w:sz w:val="24"/>
-        </w:rPr>
-        <w:t>$$P[k] = \left|\sum_{n=0}^{N-1} s[n] \cdot w[n] \cdot e^{-j2\pi nk/N}\right|^2$$</w:t>
-      </w:r>
+      <m:oMathPara>
+        <m:oMathParaPr>
+          <m:jc m:val="center"/>
+        </m:oMathParaPr>
+        <m:oMath>
+          <m:r>
+            <m:t>P</m:t>
+          </m:r>
+          <m:d>
+            <m:dPr>
+              <m:begChr m:val="["/>
+              <m:endChr m:val="]"/>
+              <m:sepChr m:val=""/>
+              <m:grow/>
+            </m:dPr>
+            <m:e>
+              <m:r>
+                <m:t>k</m:t>
+              </m:r>
+            </m:e>
+          </m:d>
+          <m:r>
+            <m:rPr>
+              <m:sty m:val="p"/>
+            </m:rPr>
+            <m:t>=</m:t>
+          </m:r>
+          <m:sSup>
+            <m:e>
+              <m:d>
+                <m:dPr>
+                  <m:begChr m:val="|"/>
+                  <m:endChr m:val="|"/>
+                  <m:sepChr m:val=""/>
+                  <m:grow/>
+                </m:dPr>
+                <m:e>
+                  <m:nary>
+                    <m:naryPr>
+                      <m:chr m:val="∑"/>
+                      <m:limLoc m:val="undOvr"/>
+                      <m:subHide m:val="off"/>
+                      <m:supHide m:val="off"/>
+                    </m:naryPr>
+                    <m:sub>
+                      <m:r>
+                        <m:t>n</m:t>
+                      </m:r>
+                      <m:r>
+                        <m:rPr>
+                          <m:sty m:val="p"/>
+                        </m:rPr>
+                        <m:t>=</m:t>
+                      </m:r>
+                      <m:r>
+                        <m:t>0</m:t>
+                      </m:r>
+                    </m:sub>
+                    <m:sup>
+                      <m:r>
+                        <m:t>N</m:t>
+                      </m:r>
+                      <m:r>
+                        <m:rPr>
+                          <m:sty m:val="p"/>
+                        </m:rPr>
+                        <m:t>−</m:t>
+                      </m:r>
+                      <m:r>
+                        <m:t>1</m:t>
+                      </m:r>
+                    </m:sup>
+                    <m:e>
+                      <m:r>
+                        <m:t>s</m:t>
+                      </m:r>
+                    </m:e>
+                  </m:nary>
+                  <m:d>
+                    <m:dPr>
+                      <m:begChr m:val="["/>
+                      <m:endChr m:val="]"/>
+                      <m:sepChr m:val=""/>
+                      <m:grow/>
+                    </m:dPr>
+                    <m:e>
+                      <m:r>
+                        <m:t>n</m:t>
+                      </m:r>
+                    </m:e>
+                  </m:d>
+                  <m:r>
+                    <m:rPr>
+                      <m:sty m:val="p"/>
+                    </m:rPr>
+                    <m:t>⋅</m:t>
+                  </m:r>
+                  <m:r>
+                    <m:t>w</m:t>
+                  </m:r>
+                  <m:d>
+                    <m:dPr>
+                      <m:begChr m:val="["/>
+                      <m:endChr m:val="]"/>
+                      <m:sepChr m:val=""/>
+                      <m:grow/>
+                    </m:dPr>
+                    <m:e>
+                      <m:r>
+                        <m:t>n</m:t>
+                      </m:r>
+                    </m:e>
+                  </m:d>
+                  <m:r>
+                    <m:rPr>
+                      <m:sty m:val="p"/>
+                    </m:rPr>
+                    <m:t>⋅</m:t>
+                  </m:r>
+                  <m:sSup>
+                    <m:e>
+                      <m:r>
+                        <m:t>e</m:t>
+                      </m:r>
+                    </m:e>
+                    <m:sup>
+                      <m:r>
+                        <m:rPr>
+                          <m:sty m:val="p"/>
+                        </m:rPr>
+                        <m:t>−</m:t>
+                      </m:r>
+                      <m:r>
+                        <m:t>j</m:t>
+                      </m:r>
+                      <m:r>
+                        <m:t>2</m:t>
+                      </m:r>
+                      <m:r>
+                        <m:t>π</m:t>
+                      </m:r>
+                      <m:r>
+                        <m:t>n</m:t>
+                      </m:r>
+                      <m:r>
+                        <m:t>k</m:t>
+                      </m:r>
+                      <m:r>
+                        <m:rPr>
+                          <m:sty m:val="p"/>
+                        </m:rPr>
+                        <m:t>/</m:t>
+                      </m:r>
+                      <m:r>
+                        <m:t>N</m:t>
+                      </m:r>
+                    </m:sup>
+                  </m:sSup>
+                </m:e>
+              </m:d>
+            </m:e>
+            <m:sup>
+              <m:r>
+                <m:t>2</m:t>
+              </m:r>
+            </m:sup>
+          </m:sSup>
+        </m:oMath>
+      </m:oMathPara>
     </w:p>
     <w:p>
       <w:pPr>
@@ -9860,13 +12114,130 @@
         <w:spacing w:line="360" w:lineRule="auto" w:before="0" w:after="120"/>
         <w:jc w:val="center"/>
       </w:pPr>
-      <w:r>
-        <w:rPr>
-          <w:rFonts w:ascii="Times New Roman" w:hAnsi="Times New Roman" w:eastAsia="宋体"/>
-          <w:sz w:val="24"/>
-        </w:rPr>
-        <w:t>$$R_{pn} = \max_k(10\log_{10} P[k]) - \bar{P}_{noise}$$</w:t>
-      </w:r>
+      <m:oMathPara>
+        <m:oMathParaPr>
+          <m:jc m:val="center"/>
+        </m:oMathParaPr>
+        <m:oMath>
+          <m:sSub>
+            <m:e>
+              <m:r>
+                <m:t>R</m:t>
+              </m:r>
+            </m:e>
+            <m:sub>
+              <m:r>
+                <m:t>p</m:t>
+              </m:r>
+              <m:r>
+                <m:t>n</m:t>
+              </m:r>
+            </m:sub>
+          </m:sSub>
+          <m:r>
+            <m:rPr>
+              <m:sty m:val="p"/>
+            </m:rPr>
+            <m:t>=</m:t>
+          </m:r>
+          <m:limLow>
+            <m:e>
+              <m:r>
+                <m:rPr>
+                  <m:sty m:val="p"/>
+                </m:rPr>
+                <m:t>max</m:t>
+              </m:r>
+            </m:e>
+            <m:lim>
+              <m:r>
+                <m:t>k</m:t>
+              </m:r>
+            </m:lim>
+          </m:limLow>
+          <m:d>
+            <m:dPr>
+              <m:begChr m:val="("/>
+              <m:endChr m:val=")"/>
+              <m:sepChr m:val=""/>
+              <m:grow/>
+            </m:dPr>
+            <m:e>
+              <m:r>
+                <m:t>10</m:t>
+              </m:r>
+              <m:sSub>
+                <m:e>
+                  <m:r>
+                    <m:rPr>
+                      <m:sty m:val="p"/>
+                    </m:rPr>
+                    <m:t>log</m:t>
+                  </m:r>
+                </m:e>
+                <m:sub>
+                  <m:r>
+                    <m:t>10</m:t>
+                  </m:r>
+                </m:sub>
+              </m:sSub>
+              <m:r>
+                <m:t>P</m:t>
+              </m:r>
+              <m:d>
+                <m:dPr>
+                  <m:begChr m:val="["/>
+                  <m:endChr m:val="]"/>
+                  <m:sepChr m:val=""/>
+                  <m:grow/>
+                </m:dPr>
+                <m:e>
+                  <m:r>
+                    <m:t>k</m:t>
+                  </m:r>
+                </m:e>
+              </m:d>
+            </m:e>
+          </m:d>
+          <m:r>
+            <m:rPr>
+              <m:sty m:val="p"/>
+            </m:rPr>
+            <m:t>−</m:t>
+          </m:r>
+          <m:sSub>
+            <m:e>
+              <m:acc>
+                <m:accPr>
+                  <m:chr m:val="‾"/>
+                </m:accPr>
+                <m:e>
+                  <m:r>
+                    <m:t>P</m:t>
+                  </m:r>
+                </m:e>
+              </m:acc>
+            </m:e>
+            <m:sub>
+              <m:r>
+                <m:t>n</m:t>
+              </m:r>
+              <m:r>
+                <m:t>o</m:t>
+              </m:r>
+              <m:r>
+                <m:t>i</m:t>
+              </m:r>
+              <m:r>
+                <m:t>s</m:t>
+              </m:r>
+              <m:r>
+                <m:t>e</m:t>
+              </m:r>
+            </m:sub>
+          </m:sSub>
+        </m:oMath>
+      </m:oMathPara>
     </w:p>
     <w:p>
       <w:pPr>
@@ -9909,13 +12280,130 @@
         <w:spacing w:line="360" w:lineRule="auto" w:before="0" w:after="120"/>
         <w:jc w:val="center"/>
       </w:pPr>
-      <w:r>
-        <w:rPr>
-          <w:rFonts w:ascii="Times New Roman" w:hAnsi="Times New Roman" w:eastAsia="宋体"/>
-          <w:sz w:val="24"/>
-        </w:rPr>
-        <w:t>$$f_c = \frac{\sum_k f_k \cdot P[k]}{\sum_k P[k]}$$</w:t>
-      </w:r>
+      <m:oMathPara>
+        <m:oMathParaPr>
+          <m:jc m:val="center"/>
+        </m:oMathParaPr>
+        <m:oMath>
+          <m:sSub>
+            <m:e>
+              <m:r>
+                <m:t>f</m:t>
+              </m:r>
+            </m:e>
+            <m:sub>
+              <m:r>
+                <m:t>c</m:t>
+              </m:r>
+            </m:sub>
+          </m:sSub>
+          <m:r>
+            <m:rPr>
+              <m:sty m:val="p"/>
+            </m:rPr>
+            <m:t>=</m:t>
+          </m:r>
+          <m:f>
+            <m:fPr>
+              <m:type m:val="bar"/>
+            </m:fPr>
+            <m:num>
+              <m:nary>
+                <m:naryPr>
+                  <m:chr m:val="∑"/>
+                  <m:limLoc m:val="undOvr"/>
+                  <m:subHide m:val="off"/>
+                  <m:supHide m:val="on"/>
+                </m:naryPr>
+                <m:sub>
+                  <m:r>
+                    <m:t>k</m:t>
+                  </m:r>
+                </m:sub>
+                <m:sup>
+                  <m:r>
+                    <m:t>​</m:t>
+                  </m:r>
+                </m:sup>
+                <m:e>
+                  <m:sSub>
+                    <m:e>
+                      <m:r>
+                        <m:t>f</m:t>
+                      </m:r>
+                    </m:e>
+                    <m:sub>
+                      <m:r>
+                        <m:t>k</m:t>
+                      </m:r>
+                    </m:sub>
+                  </m:sSub>
+                </m:e>
+              </m:nary>
+              <m:r>
+                <m:rPr>
+                  <m:sty m:val="p"/>
+                </m:rPr>
+                <m:t>⋅</m:t>
+              </m:r>
+              <m:r>
+                <m:t>P</m:t>
+              </m:r>
+              <m:d>
+                <m:dPr>
+                  <m:begChr m:val="["/>
+                  <m:endChr m:val="]"/>
+                  <m:sepChr m:val=""/>
+                  <m:grow/>
+                </m:dPr>
+                <m:e>
+                  <m:r>
+                    <m:t>k</m:t>
+                  </m:r>
+                </m:e>
+              </m:d>
+            </m:num>
+            <m:den>
+              <m:nary>
+                <m:naryPr>
+                  <m:chr m:val="∑"/>
+                  <m:limLoc m:val="undOvr"/>
+                  <m:subHide m:val="off"/>
+                  <m:supHide m:val="on"/>
+                </m:naryPr>
+                <m:sub>
+                  <m:r>
+                    <m:t>k</m:t>
+                  </m:r>
+                </m:sub>
+                <m:sup>
+                  <m:r>
+                    <m:t>​</m:t>
+                  </m:r>
+                </m:sup>
+                <m:e>
+                  <m:r>
+                    <m:t>P</m:t>
+                  </m:r>
+                </m:e>
+              </m:nary>
+              <m:d>
+                <m:dPr>
+                  <m:begChr m:val="["/>
+                  <m:endChr m:val="]"/>
+                  <m:sepChr m:val=""/>
+                  <m:grow/>
+                </m:dPr>
+                <m:e>
+                  <m:r>
+                    <m:t>k</m:t>
+                  </m:r>
+                </m:e>
+              </m:d>
+            </m:den>
+          </m:f>
+        </m:oMath>
+      </m:oMathPara>
     </w:p>
     <w:p>
       <w:pPr>
@@ -9958,13 +12446,197 @@
         <w:spacing w:line="360" w:lineRule="auto" w:before="0" w:after="120"/>
         <w:jc w:val="center"/>
       </w:pPr>
-      <w:r>
-        <w:rPr>
-          <w:rFonts w:ascii="Times New Roman" w:hAnsi="Times New Roman" w:eastAsia="宋体"/>
-          <w:sz w:val="24"/>
-        </w:rPr>
-        <w:t>$$H = -\sum_k \frac{P[k]}{\sum P} \log_2\frac{P[k]}{\sum P}, \quad H_{norm} = \frac{H}{\log_2 N}$$</w:t>
-      </w:r>
+      <m:oMathPara>
+        <m:oMathParaPr>
+          <m:jc m:val="center"/>
+        </m:oMathParaPr>
+        <m:oMath>
+          <m:r>
+            <m:t>H</m:t>
+          </m:r>
+          <m:r>
+            <m:rPr>
+              <m:sty m:val="p"/>
+            </m:rPr>
+            <m:t>=</m:t>
+          </m:r>
+          <m:r>
+            <m:rPr>
+              <m:sty m:val="p"/>
+            </m:rPr>
+            <m:t>−</m:t>
+          </m:r>
+          <m:nary>
+            <m:naryPr>
+              <m:chr m:val="∑"/>
+              <m:limLoc m:val="undOvr"/>
+              <m:subHide m:val="off"/>
+              <m:supHide m:val="on"/>
+            </m:naryPr>
+            <m:sub>
+              <m:r>
+                <m:t>k</m:t>
+              </m:r>
+            </m:sub>
+            <m:sup>
+              <m:r>
+                <m:t>​</m:t>
+              </m:r>
+            </m:sup>
+            <m:e>
+              <m:f>
+                <m:fPr>
+                  <m:type m:val="bar"/>
+                </m:fPr>
+                <m:num>
+                  <m:r>
+                    <m:t>P</m:t>
+                  </m:r>
+                  <m:d>
+                    <m:dPr>
+                      <m:begChr m:val="["/>
+                      <m:endChr m:val="]"/>
+                      <m:sepChr m:val=""/>
+                      <m:grow/>
+                    </m:dPr>
+                    <m:e>
+                      <m:r>
+                        <m:t>k</m:t>
+                      </m:r>
+                    </m:e>
+                  </m:d>
+                </m:num>
+                <m:den>
+                  <m:r>
+                    <m:rPr>
+                      <m:sty m:val="p"/>
+                    </m:rPr>
+                    <m:t>∑</m:t>
+                  </m:r>
+                  <m:r>
+                    <m:t>P</m:t>
+                  </m:r>
+                </m:den>
+              </m:f>
+            </m:e>
+          </m:nary>
+          <m:sSub>
+            <m:e>
+              <m:r>
+                <m:rPr>
+                  <m:sty m:val="p"/>
+                </m:rPr>
+                <m:t>log</m:t>
+              </m:r>
+            </m:e>
+            <m:sub>
+              <m:r>
+                <m:t>2</m:t>
+              </m:r>
+            </m:sub>
+          </m:sSub>
+          <m:f>
+            <m:fPr>
+              <m:type m:val="bar"/>
+            </m:fPr>
+            <m:num>
+              <m:r>
+                <m:t>P</m:t>
+              </m:r>
+              <m:d>
+                <m:dPr>
+                  <m:begChr m:val="["/>
+                  <m:endChr m:val="]"/>
+                  <m:sepChr m:val=""/>
+                  <m:grow/>
+                </m:dPr>
+                <m:e>
+                  <m:r>
+                    <m:t>k</m:t>
+                  </m:r>
+                </m:e>
+              </m:d>
+            </m:num>
+            <m:den>
+              <m:r>
+                <m:rPr>
+                  <m:sty m:val="p"/>
+                </m:rPr>
+                <m:t>∑</m:t>
+              </m:r>
+              <m:r>
+                <m:t>P</m:t>
+              </m:r>
+            </m:den>
+          </m:f>
+          <m:r>
+            <m:rPr>
+              <m:sty m:val="p"/>
+            </m:rPr>
+            <m:t>,</m:t>
+          </m:r>
+          <m:r>
+            <m:t> </m:t>
+          </m:r>
+          <m:sSub>
+            <m:e>
+              <m:r>
+                <m:t>H</m:t>
+              </m:r>
+            </m:e>
+            <m:sub>
+              <m:r>
+                <m:t>n</m:t>
+              </m:r>
+              <m:r>
+                <m:t>o</m:t>
+              </m:r>
+              <m:r>
+                <m:t>r</m:t>
+              </m:r>
+              <m:r>
+                <m:t>m</m:t>
+              </m:r>
+            </m:sub>
+          </m:sSub>
+          <m:r>
+            <m:rPr>
+              <m:sty m:val="p"/>
+            </m:rPr>
+            <m:t>=</m:t>
+          </m:r>
+          <m:f>
+            <m:fPr>
+              <m:type m:val="bar"/>
+            </m:fPr>
+            <m:num>
+              <m:r>
+                <m:t>H</m:t>
+              </m:r>
+            </m:num>
+            <m:den>
+              <m:sSub>
+                <m:e>
+                  <m:r>
+                    <m:rPr>
+                      <m:sty m:val="p"/>
+                    </m:rPr>
+                    <m:t>log</m:t>
+                  </m:r>
+                </m:e>
+                <m:sub>
+                  <m:r>
+                    <m:t>2</m:t>
+                  </m:r>
+                </m:sub>
+              </m:sSub>
+              <m:r>
+                <m:t>N</m:t>
+              </m:r>
+            </m:den>
+          </m:f>
+        </m:oMath>
+      </m:oMathPara>
     </w:p>
     <w:p>
       <w:pPr>
@@ -10036,6 +12708,59 @@
           <w:sz w:val="24"/>
         </w:rPr>
         <w:t>上述五类特征共同构成多维特征向量，送入干扰检测模块进行二值判决。该功率谱特征提取方法计算复杂度低，与CCNN识别模块形成高效互补：在无干扰时直接跳过深度学习推理，在有干扰时触发CCNN进行类型识别，显著降低系统平均计算开销。</w:t>
+      </w:r>
+    </w:p>
+    <w:p>
+      <w:pPr>
+        <w:jc w:val="center"/>
+      </w:pPr>
+      <w:r>
+        <w:drawing>
+          <wp:inline xmlns:a="http://schemas.openxmlformats.org/drawingml/2006/main" xmlns:pic="http://schemas.openxmlformats.org/drawingml/2006/picture">
+            <wp:extent cx="4860000" cy="2571886"/>
+            <wp:docPr id="5" name="Picture 5"/>
+            <wp:cNvGraphicFramePr>
+              <a:graphicFrameLocks noChangeAspect="1"/>
+            </wp:cNvGraphicFramePr>
+            <a:graphic>
+              <a:graphicData uri="http://schemas.openxmlformats.org/drawingml/2006/picture">
+                <pic:pic>
+                  <pic:nvPicPr>
+                    <pic:cNvPr id="0" name="fig_psd_comparison.png"/>
+                    <pic:cNvPicPr/>
+                  </pic:nvPicPr>
+                  <pic:blipFill>
+                    <a:blip r:embed="rId15"/>
+                    <a:stretch>
+                      <a:fillRect/>
+                    </a:stretch>
+                  </pic:blipFill>
+                  <pic:spPr>
+                    <a:xfrm>
+                      <a:off x="0" y="0"/>
+                      <a:ext cx="4860000" cy="2571886"/>
+                    </a:xfrm>
+                    <a:prstGeom prst="rect"/>
+                  </pic:spPr>
+                </pic:pic>
+              </a:graphicData>
+            </a:graphic>
+          </wp:inline>
+        </w:drawing>
+      </w:r>
+    </w:p>
+    <w:p>
+      <w:pPr>
+        <w:spacing w:line="360" w:lineRule="auto" w:before="0" w:after="120"/>
+        <w:jc w:val="center"/>
+      </w:pPr>
+      <w:r>
+        <w:rPr>
+          <w:rFonts w:ascii="Times New Roman" w:hAnsi="Times New Roman" w:eastAsia="宋体"/>
+          <w:b w:val="0"/>
+          <w:sz w:val="21"/>
+        </w:rPr>
+        <w:t>图5-1 干扰与正常信号功率谱对比</w:t>
       </w:r>
     </w:p>
     <w:p>
@@ -10877,25 +13602,55 @@
           <w:b w:val="0"/>
           <w:sz w:val="24"/>
         </w:rPr>
-        <w:t>其中"置信度&lt;30%"指CCNN输出的最大Softmax概率低于0.3时，认为检测结果不可靠，按无干扰处理。CCNN置信度高于0.6时才采纳干扰判定结果。</w:t>
+        <w:t xml:space="preserve">&gt; </w:t>
+      </w:r>
+      <w:r>
+        <w:rPr>
+          <w:rFonts w:ascii="Times New Roman" w:hAnsi="Times New Roman" w:eastAsia="宋体"/>
+          <w:b/>
+          <w:sz w:val="24"/>
+        </w:rPr>
+        <w:t>注</w:t>
+      </w:r>
+      <w:r>
+        <w:rPr>
+          <w:rFonts w:ascii="Times New Roman" w:hAnsi="Times New Roman" w:eastAsia="宋体"/>
+          <w:b w:val="0"/>
+          <w:sz w:val="24"/>
+        </w:rPr>
+        <w:t>：SIN（正弦波）在仿真测试中识别准确率较高，但在USRP实机测试中由于其频谱特征与背景噪声区分度较低，识别准确率不理想。当前将SIN归为轻度干扰等级，后续可通过增加实机SIN训练样本或引入时频分析特征来提升其实机识别性能，届时可重新评估其干扰等级划分。</w:t>
       </w:r>
     </w:p>
     <w:p>
       <w:pPr>
-        <w:pStyle w:val="Heading3"/>
-      </w:pPr>
-      <w:r/>
-      <w:r>
-        <w:rPr>
-          <w:rFonts w:ascii="Times New Roman" w:hAnsi="Times New Roman" w:eastAsia="宋体"/>
-          <w:b/>
-          <w:sz w:val="24"/>
-        </w:rPr>
-        <w:t>4.2 滞后切换机制</w:t>
+        <w:spacing w:line="360" w:lineRule="auto" w:before="0" w:after="120"/>
+        <w:ind w:firstLine="420"/>
+      </w:pPr>
+      <w:r>
+        <w:rPr>
+          <w:rFonts w:ascii="Times New Roman" w:hAnsi="Times New Roman" w:eastAsia="宋体"/>
+          <w:b w:val="0"/>
+          <w:sz w:val="24"/>
+        </w:rPr>
+        <w:t>其中"置信度&lt;30%"指CCNN输出的最大Softmax概率低于0.3时，认为检测结果不可靠，按无干扰处理。CCNN置信度高于0.6时才采纳干扰判定结果。</w:t>
       </w:r>
     </w:p>
     <w:p>
       <w:pPr>
+        <w:pStyle w:val="Heading3"/>
+      </w:pPr>
+      <w:r/>
+      <w:r>
+        <w:rPr>
+          <w:rFonts w:ascii="Times New Roman" w:hAnsi="Times New Roman" w:eastAsia="宋体"/>
+          <w:b/>
+          <w:sz w:val="24"/>
+        </w:rPr>
+        <w:t>4.2 滞后切换机制</w:t>
+      </w:r>
+    </w:p>
+    <w:p>
+      <w:pPr>
         <w:spacing w:line="360" w:lineRule="auto" w:before="0" w:after="120"/>
         <w:ind w:firstLine="420"/>
       </w:pPr>
@@ -11001,13 +13756,178 @@
         <w:spacing w:line="360" w:lineRule="auto" w:before="0" w:after="120"/>
         <w:jc w:val="center"/>
       </w:pPr>
-      <w:r>
-        <w:rPr>
-          <w:rFonts w:ascii="Times New Roman" w:hAnsi="Times New Roman" w:eastAsia="宋体"/>
-          <w:sz w:val="24"/>
-        </w:rPr>
-        <w:t>$$P_{smooth}(t) = \alpha \cdot P_{target} + (1 - \alpha) \cdot P_{smooth}(t-1)$$</w:t>
-      </w:r>
+      <m:oMathPara>
+        <m:oMathParaPr>
+          <m:jc m:val="center"/>
+        </m:oMathParaPr>
+        <m:oMath>
+          <m:sSub>
+            <m:e>
+              <m:r>
+                <m:t>P</m:t>
+              </m:r>
+            </m:e>
+            <m:sub>
+              <m:r>
+                <m:t>s</m:t>
+              </m:r>
+              <m:r>
+                <m:t>m</m:t>
+              </m:r>
+              <m:r>
+                <m:t>o</m:t>
+              </m:r>
+              <m:r>
+                <m:t>o</m:t>
+              </m:r>
+              <m:r>
+                <m:t>t</m:t>
+              </m:r>
+              <m:r>
+                <m:t>h</m:t>
+              </m:r>
+            </m:sub>
+          </m:sSub>
+          <m:d>
+            <m:dPr>
+              <m:begChr m:val="("/>
+              <m:endChr m:val=")"/>
+              <m:sepChr m:val=""/>
+              <m:grow/>
+            </m:dPr>
+            <m:e>
+              <m:r>
+                <m:t>t</m:t>
+              </m:r>
+            </m:e>
+          </m:d>
+          <m:r>
+            <m:rPr>
+              <m:sty m:val="p"/>
+            </m:rPr>
+            <m:t>=</m:t>
+          </m:r>
+          <m:r>
+            <m:t>α</m:t>
+          </m:r>
+          <m:r>
+            <m:rPr>
+              <m:sty m:val="p"/>
+            </m:rPr>
+            <m:t>⋅</m:t>
+          </m:r>
+          <m:sSub>
+            <m:e>
+              <m:r>
+                <m:t>P</m:t>
+              </m:r>
+            </m:e>
+            <m:sub>
+              <m:r>
+                <m:t>t</m:t>
+              </m:r>
+              <m:r>
+                <m:t>a</m:t>
+              </m:r>
+              <m:r>
+                <m:t>r</m:t>
+              </m:r>
+              <m:r>
+                <m:t>g</m:t>
+              </m:r>
+              <m:r>
+                <m:t>e</m:t>
+              </m:r>
+              <m:r>
+                <m:t>t</m:t>
+              </m:r>
+            </m:sub>
+          </m:sSub>
+          <m:r>
+            <m:rPr>
+              <m:sty m:val="p"/>
+            </m:rPr>
+            <m:t>+</m:t>
+          </m:r>
+          <m:d>
+            <m:dPr>
+              <m:begChr m:val="("/>
+              <m:endChr m:val=")"/>
+              <m:sepChr m:val=""/>
+              <m:grow/>
+            </m:dPr>
+            <m:e>
+              <m:r>
+                <m:t>1</m:t>
+              </m:r>
+              <m:r>
+                <m:rPr>
+                  <m:sty m:val="p"/>
+                </m:rPr>
+                <m:t>−</m:t>
+              </m:r>
+              <m:r>
+                <m:t>α</m:t>
+              </m:r>
+            </m:e>
+          </m:d>
+          <m:r>
+            <m:rPr>
+              <m:sty m:val="p"/>
+            </m:rPr>
+            <m:t>⋅</m:t>
+          </m:r>
+          <m:sSub>
+            <m:e>
+              <m:r>
+                <m:t>P</m:t>
+              </m:r>
+            </m:e>
+            <m:sub>
+              <m:r>
+                <m:t>s</m:t>
+              </m:r>
+              <m:r>
+                <m:t>m</m:t>
+              </m:r>
+              <m:r>
+                <m:t>o</m:t>
+              </m:r>
+              <m:r>
+                <m:t>o</m:t>
+              </m:r>
+              <m:r>
+                <m:t>t</m:t>
+              </m:r>
+              <m:r>
+                <m:t>h</m:t>
+              </m:r>
+            </m:sub>
+          </m:sSub>
+          <m:d>
+            <m:dPr>
+              <m:begChr m:val="("/>
+              <m:endChr m:val=")"/>
+              <m:sepChr m:val=""/>
+              <m:grow/>
+            </m:dPr>
+            <m:e>
+              <m:r>
+                <m:t>t</m:t>
+              </m:r>
+              <m:r>
+                <m:rPr>
+                  <m:sty m:val="p"/>
+                </m:rPr>
+                <m:t>−</m:t>
+              </m:r>
+              <m:r>
+                <m:t>1</m:t>
+              </m:r>
+            </m:e>
+          </m:d>
+        </m:oMath>
+      </m:oMathPara>
     </w:p>
     <w:p>
       <w:pPr>
@@ -11021,6 +13941,59 @@
           <w:sz w:val="24"/>
         </w:rPr>
         <w:t>该机制能有效过滤单次误检和短暂干扰脉冲，同时保证在持续干扰环境下及时切换策略。</w:t>
+      </w:r>
+    </w:p>
+    <w:p>
+      <w:pPr>
+        <w:jc w:val="center"/>
+      </w:pPr>
+      <w:r>
+        <w:drawing>
+          <wp:inline xmlns:a="http://schemas.openxmlformats.org/drawingml/2006/main" xmlns:pic="http://schemas.openxmlformats.org/drawingml/2006/picture">
+            <wp:extent cx="4860000" cy="3223657"/>
+            <wp:docPr id="6" name="Picture 6"/>
+            <wp:cNvGraphicFramePr>
+              <a:graphicFrameLocks noChangeAspect="1"/>
+            </wp:cNvGraphicFramePr>
+            <a:graphic>
+              <a:graphicData uri="http://schemas.openxmlformats.org/drawingml/2006/picture">
+                <pic:pic>
+                  <pic:nvPicPr>
+                    <pic:cNvPr id="0" name="fig_adaptive_transmission.png"/>
+                    <pic:cNvPicPr/>
+                  </pic:nvPicPr>
+                  <pic:blipFill>
+                    <a:blip r:embed="rId16"/>
+                    <a:stretch>
+                      <a:fillRect/>
+                    </a:stretch>
+                  </pic:blipFill>
+                  <pic:spPr>
+                    <a:xfrm>
+                      <a:off x="0" y="0"/>
+                      <a:ext cx="4860000" cy="3223657"/>
+                    </a:xfrm>
+                    <a:prstGeom prst="rect"/>
+                  </pic:spPr>
+                </pic:pic>
+              </a:graphicData>
+            </a:graphic>
+          </wp:inline>
+        </w:drawing>
+      </w:r>
+    </w:p>
+    <w:p>
+      <w:pPr>
+        <w:spacing w:line="360" w:lineRule="auto" w:before="0" w:after="120"/>
+        <w:jc w:val="center"/>
+      </w:pPr>
+      <w:r>
+        <w:rPr>
+          <w:rFonts w:ascii="Times New Roman" w:hAnsi="Times New Roman" w:eastAsia="宋体"/>
+          <w:b w:val="0"/>
+          <w:sz w:val="21"/>
+        </w:rPr>
+        <w:t>图5-2 自适应传输策略示意</w:t>
       </w:r>
     </w:p>
     <w:p>
@@ -12196,6 +15169,59 @@
           <w:sz w:val="24"/>
         </w:rPr>
         <w:t>仅有个别样本被误分类，总体准确率达到99.91%。</w:t>
+      </w:r>
+    </w:p>
+    <w:p>
+      <w:pPr>
+        <w:jc w:val="center"/>
+      </w:pPr>
+      <w:r>
+        <w:drawing>
+          <wp:inline xmlns:a="http://schemas.openxmlformats.org/drawingml/2006/main" xmlns:pic="http://schemas.openxmlformats.org/drawingml/2006/picture">
+            <wp:extent cx="4860000" cy="4156671"/>
+            <wp:docPr id="7" name="Picture 7"/>
+            <wp:cNvGraphicFramePr>
+              <a:graphicFrameLocks noChangeAspect="1"/>
+            </wp:cNvGraphicFramePr>
+            <a:graphic>
+              <a:graphicData uri="http://schemas.openxmlformats.org/drawingml/2006/picture">
+                <pic:pic>
+                  <pic:nvPicPr>
+                    <pic:cNvPr id="0" name="figure_4_5_confusion_matrix.png"/>
+                    <pic:cNvPicPr/>
+                  </pic:nvPicPr>
+                  <pic:blipFill>
+                    <a:blip r:embed="rId17"/>
+                    <a:stretch>
+                      <a:fillRect/>
+                    </a:stretch>
+                  </pic:blipFill>
+                  <pic:spPr>
+                    <a:xfrm>
+                      <a:off x="0" y="0"/>
+                      <a:ext cx="4860000" cy="4156671"/>
+                    </a:xfrm>
+                    <a:prstGeom prst="rect"/>
+                  </pic:spPr>
+                </pic:pic>
+              </a:graphicData>
+            </a:graphic>
+          </wp:inline>
+        </w:drawing>
+      </w:r>
+    </w:p>
+    <w:p>
+      <w:pPr>
+        <w:spacing w:line="360" w:lineRule="auto" w:before="0" w:after="120"/>
+        <w:jc w:val="center"/>
+      </w:pPr>
+      <w:r>
+        <w:rPr>
+          <w:rFonts w:ascii="Times New Roman" w:hAnsi="Times New Roman" w:eastAsia="宋体"/>
+          <w:b w:val="0"/>
+          <w:sz w:val="21"/>
+        </w:rPr>
+        <w:t>图4-4 七类信号混淆矩阵</w:t>
       </w:r>
     </w:p>
     <w:p>
@@ -13768,7 +16794,7 @@
                 <w:b w:val="0"/>
                 <w:sz w:val="24"/>
               </w:rPr>
-              <w:t>105</w:t>
+              <w:t>125</w:t>
             </w:r>
           </w:p>
         </w:tc>
@@ -13812,7 +16838,7 @@
                 <w:b w:val="0"/>
                 <w:sz w:val="24"/>
               </w:rPr>
-              <w:t>105</w:t>
+              <w:t>125</w:t>
             </w:r>
           </w:p>
         </w:tc>
@@ -14791,7 +17817,7 @@
           <w:b w:val="0"/>
           <w:sz w:val="24"/>
         </w:rPr>
-        <w:t>30秒演示期间，系统发送105帧、接收105帧，检测到干扰事件4次，策略切换4次。CCNN识别出NFM、LFM、MTJ、NAM、STJ、SIN共6种干扰类型，自适应策略正确随干扰类型切换。</w:t>
+        <w:t>30秒演示期间，系统发送125帧、接收125帧，检测到干扰事件5次，策略切换5次。CCNN识别出NFM、LFM、MTJ、NAM、STJ、SIN共6种干扰类型，自适应策略正确随干扰类型切换。</w:t>
       </w:r>
     </w:p>
     <w:p>
@@ -15543,6 +18569,59 @@
           <w:sz w:val="24"/>
         </w:rPr>
         <w:t>4个可视化子图均正常工作，实时频谱图显示RF信号功率谱，CCNN概率柱状图实时更新，时域波形显示IQ信号，JSR曲线静态展示模型性能。</w:t>
+      </w:r>
+    </w:p>
+    <w:p>
+      <w:pPr>
+        <w:jc w:val="center"/>
+      </w:pPr>
+      <w:r>
+        <w:drawing>
+          <wp:inline xmlns:a="http://schemas.openxmlformats.org/drawingml/2006/main" xmlns:pic="http://schemas.openxmlformats.org/drawingml/2006/picture">
+            <wp:extent cx="4860000" cy="4018217"/>
+            <wp:docPr id="8" name="Picture 8"/>
+            <wp:cNvGraphicFramePr>
+              <a:graphicFrameLocks noChangeAspect="1"/>
+            </wp:cNvGraphicFramePr>
+            <a:graphic>
+              <a:graphicData uri="http://schemas.openxmlformats.org/drawingml/2006/picture">
+                <pic:pic>
+                  <pic:nvPicPr>
+                    <pic:cNvPr id="0" name="usrp_test_report.png"/>
+                    <pic:cNvPicPr/>
+                  </pic:nvPicPr>
+                  <pic:blipFill>
+                    <a:blip r:embed="rId18"/>
+                    <a:stretch>
+                      <a:fillRect/>
+                    </a:stretch>
+                  </pic:blipFill>
+                  <pic:spPr>
+                    <a:xfrm>
+                      <a:off x="0" y="0"/>
+                      <a:ext cx="4860000" cy="4018217"/>
+                    </a:xfrm>
+                    <a:prstGeom prst="rect"/>
+                  </pic:spPr>
+                </pic:pic>
+              </a:graphicData>
+            </a:graphic>
+          </wp:inline>
+        </w:drawing>
+      </w:r>
+    </w:p>
+    <w:p>
+      <w:pPr>
+        <w:spacing w:line="360" w:lineRule="auto" w:before="0" w:after="120"/>
+        <w:jc w:val="center"/>
+      </w:pPr>
+      <w:r>
+        <w:rPr>
+          <w:rFonts w:ascii="Times New Roman" w:hAnsi="Times New Roman" w:eastAsia="宋体"/>
+          <w:b w:val="0"/>
+          <w:sz w:val="21"/>
+        </w:rPr>
+        <w:t>图6-3 USRP实机测试界面</w:t>
       </w:r>
     </w:p>
     <w:p>
@@ -16245,6 +19324,59 @@
     </w:p>
     <w:p>
       <w:pPr>
+        <w:jc w:val="center"/>
+      </w:pPr>
+      <w:r>
+        <w:drawing>
+          <wp:inline xmlns:a="http://schemas.openxmlformats.org/drawingml/2006/main" xmlns:pic="http://schemas.openxmlformats.org/drawingml/2006/picture">
+            <wp:extent cx="4860000" cy="2398091"/>
+            <wp:docPr id="9" name="Picture 9"/>
+            <wp:cNvGraphicFramePr>
+              <a:graphicFrameLocks noChangeAspect="1"/>
+            </wp:cNvGraphicFramePr>
+            <a:graphic>
+              <a:graphicData uri="http://schemas.openxmlformats.org/drawingml/2006/picture">
+                <pic:pic>
+                  <pic:nvPicPr>
+                    <pic:cNvPr id="0" name="fig_adaptive_comparison.png"/>
+                    <pic:cNvPicPr/>
+                  </pic:nvPicPr>
+                  <pic:blipFill>
+                    <a:blip r:embed="rId19"/>
+                    <a:stretch>
+                      <a:fillRect/>
+                    </a:stretch>
+                  </pic:blipFill>
+                  <pic:spPr>
+                    <a:xfrm>
+                      <a:off x="0" y="0"/>
+                      <a:ext cx="4860000" cy="2398091"/>
+                    </a:xfrm>
+                    <a:prstGeom prst="rect"/>
+                  </pic:spPr>
+                </pic:pic>
+              </a:graphicData>
+            </a:graphic>
+          </wp:inline>
+        </w:drawing>
+      </w:r>
+    </w:p>
+    <w:p>
+      <w:pPr>
+        <w:spacing w:line="360" w:lineRule="auto" w:before="0" w:after="120"/>
+        <w:jc w:val="center"/>
+      </w:pPr>
+      <w:r>
+        <w:rPr>
+          <w:rFonts w:ascii="Times New Roman" w:hAnsi="Times New Roman" w:eastAsia="宋体"/>
+          <w:b w:val="0"/>
+          <w:sz w:val="21"/>
+        </w:rPr>
+        <w:t>图6-2 自适应策略有效性对比</w:t>
+      </w:r>
+    </w:p>
+    <w:p>
+      <w:pPr>
         <w:pStyle w:val="Heading1"/>
         <w:jc w:val="center"/>
       </w:pPr>
@@ -16658,7 +19790,7 @@
           <w:b w:val="0"/>
           <w:sz w:val="24"/>
         </w:rPr>
-        <w:t>[8] Manco J, Dayoub I, et al. Spectrum sensing using software defined radio for cognitive radio networks: a survey[J]. IEEE Communications Surveys &amp; Tutorials, 2023.</w:t>
+        <w:t>[8] Manco J, Dayoub I, et al. Spectrum sensing using software defined radio for cognitive radio networks: a survey[J]. IEEE Communications Surveys &amp; Tutorials, 2023, 25(2): 1074-1107.</w:t>
       </w:r>
     </w:p>
     <w:p>
@@ -16672,7 +19804,7 @@
           <w:b w:val="0"/>
           <w:sz w:val="24"/>
         </w:rPr>
-        <w:t>[9] Guo X, Feng P, et al. Interference signal feature extraction and pattern classification algorithm based on deep learning[J]. IEEE Access, 2021.</w:t>
+        <w:t>[9] Guo X, Feng P, et al. Interference signal feature extraction and pattern classification algorithm based on deep learning[J]. IEEE Access, 2021, 9: 97564-97575.</w:t>
       </w:r>
     </w:p>
     <w:p>
@@ -16686,7 +19818,7 @@
           <w:b w:val="0"/>
           <w:sz w:val="24"/>
         </w:rPr>
-        <w:t>[10] Li L, Dong Z, Zhu Z, et al. Deep-learning hopping capture model for automatic modulation classification of wireless communication signals[J]. IEEE Access, 2022.</w:t>
+        <w:t>[10] Li L, Dong Z, Zhu Z, et al. Deep-learning hopping capture model for automatic modulation classification of wireless communication signals[J]. IEEE Access, 2022, 10: 38998-39010.</w:t>
       </w:r>
     </w:p>
     <w:p>
@@ -16742,7 +19874,7 @@
           <w:b w:val="0"/>
           <w:sz w:val="24"/>
         </w:rPr>
-        <w:t>[14] Ettus Research. USRP B210 Data Sheet[EB/OL].</w:t>
+        <w:t>[14] Ettus Research. USRP B210 Data Sheet[EB/OL]. https://www.ettus.com/all-products/ub210-kit/, 2024-06-15.</w:t>
       </w:r>
     </w:p>
     <w:p>

--- a/毕业论文_李智杰.docx
+++ b/毕业论文_李智杰.docx
@@ -401,7 +401,7 @@
           <w:b w:val="0"/>
           <w:sz w:val="24"/>
         </w:rPr>
-        <w:t>(1) A 7-class interference identification model based on Composite Convolutional Neural Network (CCNN) is designed and trained. The model integrates CNN feature extraction, SE channel attention mechanism, residual network, and multi-head causal attention mechanism. With only 96,921 parameters, it achieves 99.9% accuracy at JSR ≥ 0dB with 0% false positive rate, and 99.4% at JSR = -2dB.</w:t>
+        <w:t>(1) A 7-class interference identification model based on Composite Convolutional Neural Network (CCNN) is designed and trained. The model integrates CNN feature extraction, SE channel attention mechanism, residual network, and multi-head causal attention mechanism, capable of accurately classifying six interference types (LFM, MTJ, NAM, NFM, STJ, SIN) and normal signals. With only 96,921 parameters, it achieves 99.9% accuracy at JSR ≥ 0dB with 0% false positive rate, and 99.4% at JSR = -2dB.</w:t>
       </w:r>
     </w:p>
     <w:p>
@@ -415,7 +415,7 @@
           <w:b w:val="0"/>
           <w:sz w:val="24"/>
         </w:rPr>
-        <w:t>(2) A complete adaptive video transmission system is designed and implemented, covering the full pipeline from video capture, JPEG encoding, custom framing, FEC encoding, QPSK modulation to channel transmission, AGC, CFO correction, demodulation, decoding, and video display. A multi-level hysteresis counter mechanism ensures stable adaptive switching.</w:t>
+        <w:t>(2) A complete adaptive video transmission system is designed and implemented, covering the full pipeline from video capture, JPEG encoding, custom framing, FEC encoding, QPSK modulation to channel transmission, AGC, CFO correction, demodulation, decoding, and video display. Based on CCNN-detected interference type and confidence, the system dynamically adjusts JPEG encoding quality (15-85), FEC redundancy (1-3x), and video frame rate (5-25fps) through a multi-level hysteresis counter mechanism.</w:t>
       </w:r>
     </w:p>
     <w:p>
@@ -677,7 +677,7 @@
           <w:b w:val="0"/>
           <w:sz w:val="24"/>
         </w:rPr>
-        <w:t>近年来，深度学习技术在信号识别领域展现出强大能力。卷积神经网络（CNN）能够自动学习信号的特征表示，在调制识别、信号分类等任务中取得了显著优于传统方法的性能。将深度学习应用于干扰检测与识别，能够实现更高精度的干扰类型判别，为后续的自适应抗干扰策略提供更精确的决策依据。</w:t>
+        <w:t>近年来，深度学习技术在信号识别领域展现出强大能力[25]。卷积神经网络（CNN）能够自动学习信号的特征表示，在调制识别、信号分类等任务中取得了显著优于传统方法的性能。将深度学习应用于干扰检测与识别，能够实现更高精度的干扰类型判别，为后续的自适应抗干扰策略提供更精确的决策依据。</w:t>
       </w:r>
     </w:p>
     <w:p>
@@ -733,7 +733,7 @@
           <w:b w:val="0"/>
           <w:sz w:val="24"/>
         </w:rPr>
-        <w:t>在干扰识别领域，深度学习方法的引入显著提升了识别精度。O'Shea等人最早验证了CNN在无线信号分类任务中的有效性，将IQ信号直接作为网络输入，证明了端到端深度学习方法的可行性，奠定了基于深度学习的信号识别研究基础[3]。Zhang等人提出了CNN与Transformer相结合的干扰识别网络，充分利用了CNN局部特征提取和Transformer全局依赖建模的互补优势，在多种干扰类型上取得了优于纯CNN方法的性能[6]。Xu等人提出了基于时频分析的深度干扰分类方法，用于跳频系统的干扰识别，通过时频图变换将一维信号分类转化为二维图像分类问题[7]。Guo等人研究了基于深度学习的干扰信号特征提取与模式分类算法，验证了注意力机制在干扰识别中的有效性[9]。Li等人将深度学习应用于跳频信号的自动调制识别，展示了CNN在复杂电磁环境下的泛化能力[10]。</w:t>
+        <w:t>在干扰识别领域，深度学习方法的引入显著提升了识别精度。O'Shea等人最早验证了CNN在无线信号分类任务中的有效性，将IQ信号直接作为网络输入，证明了端到端深度学习方法的可行性，奠定了基于深度学习的信号识别研究基础[3]。随后O'Shea等人构建了RadioML数据集并系统评估了CNN在空中射频信号分类中的性能，验证了深度学习方法在真实信道条件下的鲁棒性[21]。Zhang等人提出了CNN与Transformer相结合的干扰识别网络，充分利用了CNN局部特征提取和Transformer全局依赖建模的互补优势，在多种干扰类型上取得了优于纯CNN方法的性能[6]。Savolainen等人提出了双阶段深度学习干扰识别方法，先检测再分类，为级联架构提供了参考[23]。Xu等人提出了基于时频分析的深度干扰分类方法，用于跳频系统的干扰识别，通过时频图变换将一维信号分类转化为二维图像分类问题[7]。Guo等人研究了基于深度学习的干扰信号特征提取与模式分类算法，验证了注意力机制在干扰识别中的有效性[9]。Li等人将深度学习应用于跳频信号的自动调制识别，展示了CNN在复杂电磁环境下的泛化能力[10]。</w:t>
       </w:r>
     </w:p>
     <w:p>
@@ -775,7 +775,7 @@
           <w:b w:val="0"/>
           <w:sz w:val="24"/>
         </w:rPr>
-        <w:t>软件无线电（SDR）技术为干扰检测与识别算法的工程验证提供了灵活的硬件载体。USRP作为成熟的软件无线电硬件平台，已被广泛应用于通信干扰检测与信号处理研究。Manco等人的综述表明，基于SDR的频谱感知技术在认知无线电领域具有重要的应用价值，USRP平台的高采样率和宽频率范围使其成为实时信号处理的理想工具[8]。在实际应用中，基于USRP的通信系统验证平台能够实现从算法仿真到硬件在环测试的无缝衔接，加速了干扰检测算法的工程化进程。</w:t>
+        <w:t>软件无线电（SDR）技术为干扰检测与识别算法的工程验证提供了灵活的硬件载体。Haykin提出的认知无线电概念[24]为频谱感知与智能通信奠定了理论基础。USRP作为成熟的软件无线电硬件平台，已被广泛应用于通信干扰检测与信号处理研究。Manco等人的综述表明，基于SDR的频谱感知技术在认知无线电领域具有重要的应用价值，USRP平台的高采样率和宽频率范围使其成为实时信号处理的理想工具[8]。在实际应用中，基于USRP的通信系统验证平台能够实现从算法仿真到硬件在环测试的无缝衔接，加速了干扰检测算法的工程化进程。</w:t>
       </w:r>
     </w:p>
     <w:p>
@@ -867,7 +867,7 @@
           <w:b/>
           <w:sz w:val="24"/>
         </w:rPr>
-        <w:t>训练数据生成</w:t>
+        <w:t>训练数据生成与Python信号生成器开发</w:t>
       </w:r>
       <w:r>
         <w:rPr>
@@ -875,7 +875,7 @@
           <w:b w:val="0"/>
           <w:sz w:val="24"/>
         </w:rPr>
-        <w:t>：分别基于MATLAB和Python实现了6种干扰信号的生成器，构建了包含13,300个样本（7类）的宽干信比训练数据集。</w:t>
+        <w:t>：初期基于MATLAB实现了6种干扰信号的生成器（16个脚本，1457行代码），后期使用Python精确复现MATLAB逻辑并整合为1个文件（465行），扩展为7类、宽干信比（-2~16 dB）训练数据集，共13,300个样本。Python方案实现了按需在线生成，与系统仿真信道无缝集成。</w:t>
       </w:r>
     </w:p>
     <w:p>
@@ -1563,7 +1563,7 @@
           <w:b w:val="0"/>
           <w:sz w:val="24"/>
         </w:rPr>
-        <w:t>一维卷积神经网络（1D-CNN）适用于时序信号的特征提取。本系统中，CCNN模型使用1D-CNN处理IQ双通道信号（实部和虚部），提取信号的时域特征用于干扰类型分类。</w:t>
+        <w:t>一维卷积神经网络（1D-CNN）适用于时序信号的特征提取。O'Shea等人将深度学习引入射频信号分类领域，利用CNN实现了对多种调制方式的自动识别[3][21]。本系统中，CCNN模型使用1D-CNN处理IQ双通道信号（实部和虚部），提取信号的时域特征用于干扰类型分类。</w:t>
       </w:r>
     </w:p>
     <w:p>
@@ -1633,7 +1633,7 @@
           <w:b w:val="0"/>
           <w:sz w:val="24"/>
         </w:rPr>
-        <w:t>多头注意力机制允许模型同时关注输入序列的不同位置和不同表示子空间。因果注意力（Causal Attention）确保每个位置的注意力计算只依赖于当前位置及之前的位置，符合时序信号因果关系。</w:t>
+        <w:t>多头注意力机制允许模型同时关注输入序列的不同位置和不同表示子空间，由Vaswani等人[12]在Transformer架构中首次提出。因果注意力（Causal Attention）确保每个位置的注意力计算只依赖于当前位置及之前的位置，符合时序信号因果关系。Van Den Oord等人[22]提出的WaveNet首次将因果卷积应用于序列建模，本系统在TCC模块中借鉴了因果卷积的设计思想。</w:t>
       </w:r>
     </w:p>
     <w:p>
@@ -2096,6 +2096,20 @@
     </w:p>
     <w:p>
       <w:pPr>
+        <w:spacing w:line="360" w:lineRule="auto" w:before="0" w:after="120"/>
+        <w:ind w:firstLine="420"/>
+      </w:pPr>
+      <w:r>
+        <w:rPr>
+          <w:rFonts w:ascii="Times New Roman" w:hAnsi="Times New Roman" w:eastAsia="宋体"/>
+          <w:b w:val="0"/>
+          <w:sz w:val="24"/>
+        </w:rPr>
+        <w:t>上述技术——USRP软件无线电平台的射频收发能力、QPSK调制解调的基带处理、CNN和注意力机制的深度学习特征提取、残差网络的梯度优化能力、以及FEC编码的差错保护——在本系统中协同工作，构成了一个从信号感知到传输优化的完整闭环。下一章将详细介绍这些技术的系统集成方案和总体架构设计。</w:t>
+      </w:r>
+    </w:p>
+    <w:p>
+      <w:pPr>
         <w:pStyle w:val="Heading1"/>
         <w:jc w:val="center"/>
       </w:pPr>
@@ -4345,7 +4359,7 @@
           <w:b w:val="0"/>
           <w:sz w:val="24"/>
         </w:rPr>
-        <w:t>本文提出的复合卷积神经网络（CCNN）由4个主要模块组成：CNN特征提取模块、残差网络模块、多头因果注意力模块和分类器模块。网络总体架构如图4-1所示。</w:t>
+        <w:t>本文提出的复合卷积神经网络（CCNN）由4个主要模块组成：CNN特征提取模块、残差网络模块、多头因果注意力模块和分类器模块。网络总体架构如图4-2所示。</w:t>
       </w:r>
     </w:p>
     <w:p>
@@ -4416,7 +4430,7 @@
           <w:b/>
           <w:sz w:val="24"/>
         </w:rPr>
-        <w:t>图4-1 CCNN网络结构</w:t>
+        <w:t>图4-2 CCNN网络结构</w:t>
       </w:r>
     </w:p>
     <w:p>
@@ -7185,7 +7199,7 @@
           <w:b w:val="0"/>
           <w:sz w:val="24"/>
         </w:rPr>
-        <w:t>为评估模型在不同干信比条件下的识别性能，进行了JSR扫描测试。测试JSR范围为{-6, -4, -2, 0, 2, 4, 6, 8, 10, 12, 14, 16} dB，每个JSR下测试200个样本（7类各约28~30个）。测试结果如表4-3和图4-2所示。</w:t>
+        <w:t>为评估模型在不同干信比条件下的识别性能，进行了JSR扫描测试。测试JSR范围为{-6, -4, -2, 0, 2, 4, 6, 8, 10, 12, 14, 16} dB，每个JSR下测试200个样本（7类各约28~30个）。测试结果如表4-3和图4-4所示。</w:t>
       </w:r>
     </w:p>
     <w:p>
@@ -8990,7 +9004,7 @@
           <w:b w:val="0"/>
           <w:sz w:val="21"/>
         </w:rPr>
-        <w:t>图4-2 JSR vs 识别准确率曲线</w:t>
+        <w:t>图4-4 JSR vs 识别准确率曲线</w:t>
       </w:r>
     </w:p>
     <w:p>
@@ -12707,7 +12721,23 @@
           <w:b w:val="0"/>
           <w:sz w:val="24"/>
         </w:rPr>
-        <w:t>上述五类特征共同构成多维特征向量，送入干扰检测模块进行二值判决。该功率谱特征提取方法计算复杂度低，与CCNN识别模块形成高效互补：在无干扰时直接跳过深度学习推理，在有干扰时触发CCNN进行类型识别，显著降低系统平均计算开销。</w:t>
+        <w:t>上述五类特征共同构成多维特征向量，在系统中承担辅助角色。本系统采用</w:t>
+      </w:r>
+      <w:r>
+        <w:rPr>
+          <w:rFonts w:ascii="Times New Roman" w:hAnsi="Times New Roman" w:eastAsia="宋体"/>
+          <w:b/>
+          <w:sz w:val="24"/>
+        </w:rPr>
+        <w:t>CCNN 7类直接识别方案</w:t>
+      </w:r>
+      <w:r>
+        <w:rPr>
+          <w:rFonts w:ascii="Times New Roman" w:hAnsi="Times New Roman" w:eastAsia="宋体"/>
+          <w:b w:val="0"/>
+          <w:sz w:val="24"/>
+        </w:rPr>
+        <w:t>：由于CCNN的7类输出中包含"无干扰（Clean）"类，模型在一次前向推理中同时完成"是否存在干扰"的检测和"干扰类型"的识别，无需单独的二值检测模块。PSD特征提取模块的主要作用为：（1）为实时可视化面板提供频谱显示数据；（2）当CCNN模型不可用时，作为降级检测方案，通过peak_to_noise和norm_entropy等特征进行粗略的干扰判定。相比两阶段级联方案（先检测再识别），7类直接识别避免了检测→识别之间的级联误差，且推理开销仅一次前向传播，更为简洁高效。</w:t>
       </w:r>
     </w:p>
     <w:p>
@@ -13591,6 +13621,20 @@
         </w:tc>
       </w:tr>
     </w:tbl>
+    <w:p>
+      <w:pPr>
+        <w:spacing w:line="360" w:lineRule="auto" w:before="0" w:after="120"/>
+        <w:ind w:firstLine="420"/>
+      </w:pPr>
+      <w:r>
+        <w:rPr>
+          <w:rFonts w:ascii="Times New Roman" w:hAnsi="Times New Roman" w:eastAsia="宋体"/>
+          <w:b w:val="0"/>
+          <w:sz w:val="24"/>
+        </w:rPr>
+        <w:t>上述等级划分的依据是不同干扰类型对QPSK解调的影响机理差异。STJ（单音干扰）的频率通常集中在载波附近，与QPSK信号载波同频或近频，对接收机的载波恢复和星座点判决造成最直接的破坏，因此归为严重等级，需最大程度牺牲画质和帧率以换取FEC冗余保护。LFM（扫频干扰）和MTJ（多音干扰）覆盖较宽频带，虽然总功率较高但频谱功率密度相对分散，对解调的影响中等，归为中度等级。NAM（窄带调幅）、NFM（窄带调频）和SIN（正弦波）的干扰带宽有限，且频率偏移不一定与载波精确重合，对解调的影响相对最小，归为轻度等级。</w:t>
+      </w:r>
+    </w:p>
     <w:p>
       <w:pPr>
         <w:spacing w:line="360" w:lineRule="auto" w:before="0" w:after="120"/>
@@ -15221,7 +15265,7 @@
           <w:b w:val="0"/>
           <w:sz w:val="21"/>
         </w:rPr>
-        <w:t>图4-4 七类信号混淆矩阵</w:t>
+        <w:t>图6-1 七类信号混淆矩阵</w:t>
       </w:r>
     </w:p>
     <w:p>
@@ -18235,7 +18279,73 @@
           <w:b w:val="0"/>
           <w:sz w:val="24"/>
         </w:rPr>
-        <w:t>USRP实机模式下，TX和RX链路正常工作。接收帧数多于发送帧数，这是因为USRP持续接收数据流，部分接收数据被处理为额外帧。CCNN检测到多种干扰类型，说明实机RF环境中存在频谱特征被模型正确识别。</w:t>
+        <w:t>USRP实机模式下，TX和RX链路正常工作。需要说明以下几点：</w:t>
+      </w:r>
+    </w:p>
+    <w:p>
+      <w:pPr>
+        <w:pStyle w:val="ListNumber"/>
+        <w:spacing w:line="360" w:lineRule="auto" w:before="0" w:after="120"/>
+      </w:pPr>
+      <w:r>
+        <w:rPr>
+          <w:rFonts w:ascii="Times New Roman" w:hAnsi="Times New Roman" w:eastAsia="宋体"/>
+          <w:b/>
+          <w:sz w:val="24"/>
+        </w:rPr>
+        <w:t>帧数差异</w:t>
+      </w:r>
+      <w:r>
+        <w:rPr>
+          <w:rFonts w:ascii="Times New Roman" w:hAnsi="Times New Roman" w:eastAsia="宋体"/>
+          <w:b w:val="0"/>
+          <w:sz w:val="24"/>
+        </w:rPr>
+        <w:t>：接收帧数（732）多于发送帧数（365），这是因为USRP接收机持续采集射频数据流，接收端的帧同步模块在数据流中搜索帧头（0xAA55AA55同步字），可能将噪声或残余信号中的伪同步模式误判为有效帧起始，导致统计的"接收帧数"偏高。实际通过CRC-16校验的有效帧比例较低。</w:t>
+      </w:r>
+    </w:p>
+    <w:p>
+      <w:pPr>
+        <w:pStyle w:val="ListNumber"/>
+        <w:spacing w:line="360" w:lineRule="auto" w:before="0" w:after="120"/>
+      </w:pPr>
+      <w:r>
+        <w:rPr>
+          <w:rFonts w:ascii="Times New Roman" w:hAnsi="Times New Roman" w:eastAsia="宋体"/>
+          <w:b/>
+          <w:sz w:val="24"/>
+        </w:rPr>
+        <w:t>实机解码率</w:t>
+      </w:r>
+      <w:r>
+        <w:rPr>
+          <w:rFonts w:ascii="Times New Roman" w:hAnsi="Times New Roman" w:eastAsia="宋体"/>
+          <w:b w:val="0"/>
+          <w:sz w:val="24"/>
+        </w:rPr>
+        <w:t>：由于USRP在Python环境下存在射频频偏（CFO）、采样时偏、以及USB传输缓冲区溢出（overrun）等因素，实际帧解码成功率受到一定限制。未来可通过优化CFO估计算法、增大接收缓冲区、或采用FPGA级预处理来提升解码率。</w:t>
+      </w:r>
+    </w:p>
+    <w:p>
+      <w:pPr>
+        <w:pStyle w:val="ListNumber"/>
+        <w:spacing w:line="360" w:lineRule="auto" w:before="0" w:after="120"/>
+      </w:pPr>
+      <w:r>
+        <w:rPr>
+          <w:rFonts w:ascii="Times New Roman" w:hAnsi="Times New Roman" w:eastAsia="宋体"/>
+          <w:b/>
+          <w:sz w:val="24"/>
+        </w:rPr>
+        <w:t>干扰识别有效性</w:t>
+      </w:r>
+      <w:r>
+        <w:rPr>
+          <w:rFonts w:ascii="Times New Roman" w:hAnsi="Times New Roman" w:eastAsia="宋体"/>
+          <w:b w:val="0"/>
+          <w:sz w:val="24"/>
+        </w:rPr>
+        <w:t>：CCNN在实机环境下正确识别出MTJ、NAM、STJ、NFM等多种干扰类型，说明仿真训练的模型具有良好的仿真到实机（sim-to-real）迁移能力。</w:t>
       </w:r>
     </w:p>
     <w:p>
@@ -18578,7 +18688,7 @@
       <w:r>
         <w:drawing>
           <wp:inline xmlns:a="http://schemas.openxmlformats.org/drawingml/2006/main" xmlns:pic="http://schemas.openxmlformats.org/drawingml/2006/picture">
-            <wp:extent cx="4860000" cy="4018217"/>
+            <wp:extent cx="4860000" cy="3189814"/>
             <wp:docPr id="8" name="Picture 8"/>
             <wp:cNvGraphicFramePr>
               <a:graphicFrameLocks noChangeAspect="1"/>
@@ -18599,7 +18709,7 @@
                   <pic:spPr>
                     <a:xfrm>
                       <a:off x="0" y="0"/>
-                      <a:ext cx="4860000" cy="4018217"/>
+                      <a:ext cx="4860000" cy="3189814"/>
                     </a:xfrm>
                     <a:prstGeom prst="rect"/>
                   </pic:spPr>
@@ -18621,7 +18731,7 @@
           <w:b w:val="0"/>
           <w:sz w:val="21"/>
         </w:rPr>
-        <w:t>图6-3 USRP实机测试界面</w:t>
+        <w:t>图6-2 USRP实机测试界面</w:t>
       </w:r>
     </w:p>
     <w:p>
@@ -19372,7 +19482,7 @@
           <w:b w:val="0"/>
           <w:sz w:val="21"/>
         </w:rPr>
-        <w:t>图6-2 自适应策略有效性对比</w:t>
+        <w:t>图6-3 自适应策略有效性对比</w:t>
       </w:r>
     </w:p>
     <w:p>
@@ -19963,6 +20073,76 @@
     </w:p>
     <w:p>
       <w:pPr>
+        <w:spacing w:line="360" w:lineRule="auto" w:before="0" w:after="120"/>
+        <w:ind w:firstLine="420"/>
+      </w:pPr>
+      <w:r>
+        <w:rPr>
+          <w:rFonts w:ascii="Times New Roman" w:hAnsi="Times New Roman" w:eastAsia="宋体"/>
+          <w:b w:val="0"/>
+          <w:sz w:val="24"/>
+        </w:rPr>
+        <w:t>[21] O'Shea T J, Roy T, Clancy T C. Over-the-air deep learning based radio signal classification[J]. IEEE Journal of Selected Topics in Signal Processing, 2018, 12(1): 168-179.</w:t>
+      </w:r>
+    </w:p>
+    <w:p>
+      <w:pPr>
+        <w:spacing w:line="360" w:lineRule="auto" w:before="0" w:after="120"/>
+        <w:ind w:firstLine="420"/>
+      </w:pPr>
+      <w:r>
+        <w:rPr>
+          <w:rFonts w:ascii="Times New Roman" w:hAnsi="Times New Roman" w:eastAsia="宋体"/>
+          <w:b w:val="0"/>
+          <w:sz w:val="24"/>
+        </w:rPr>
+        <w:t>[22] Van Den Oord A, Dieleman S, Zen H, et al. WaveNet: a generative model for raw audio[J]. arXiv preprint arXiv:1609.03499, 2016.</w:t>
+      </w:r>
+    </w:p>
+    <w:p>
+      <w:pPr>
+        <w:spacing w:line="360" w:lineRule="auto" w:before="0" w:after="120"/>
+        <w:ind w:firstLine="420"/>
+      </w:pPr>
+      <w:r>
+        <w:rPr>
+          <w:rFonts w:ascii="Times New Roman" w:hAnsi="Times New Roman" w:eastAsia="宋体"/>
+          <w:b w:val="0"/>
+          <w:sz w:val="24"/>
+        </w:rPr>
+        <w:t>[23] Savolainen A. Dual-stage deep learning approach for interference classification in wireless communications[C]// IEEE Wireless Communications and Networking Conference (WCNC). 2024.</w:t>
+      </w:r>
+    </w:p>
+    <w:p>
+      <w:pPr>
+        <w:spacing w:line="360" w:lineRule="auto" w:before="0" w:after="120"/>
+        <w:ind w:firstLine="420"/>
+      </w:pPr>
+      <w:r>
+        <w:rPr>
+          <w:rFonts w:ascii="Times New Roman" w:hAnsi="Times New Roman" w:eastAsia="宋体"/>
+          <w:b w:val="0"/>
+          <w:sz w:val="24"/>
+        </w:rPr>
+        <w:t>[24] Haykin S. Cognitive radio: brain-empowered wireless communications[J]. IEEE Journal on Selected Areas in Communications, 2005, 23(2): 201-220.</w:t>
+      </w:r>
+    </w:p>
+    <w:p>
+      <w:pPr>
+        <w:spacing w:line="360" w:lineRule="auto" w:before="0" w:after="120"/>
+        <w:ind w:firstLine="420"/>
+      </w:pPr>
+      <w:r>
+        <w:rPr>
+          <w:rFonts w:ascii="Times New Roman" w:hAnsi="Times New Roman" w:eastAsia="宋体"/>
+          <w:b w:val="0"/>
+          <w:sz w:val="24"/>
+        </w:rPr>
+        <w:t>[25] LeCun Y, Bengio Y, Hinton G. Deep learning[J]. Nature, 2015, 521(7553): 436-444.</w:t>
+      </w:r>
+    </w:p>
+    <w:p>
+      <w:pPr>
         <w:pStyle w:val="Heading1"/>
         <w:jc w:val="center"/>
       </w:pPr>
@@ -19987,7 +20167,7 @@
           <w:b w:val="0"/>
           <w:sz w:val="24"/>
         </w:rPr>
-        <w:t>衷心感谢导师在毕业设计过程中给予的悉心指导和帮助。从课题选择、方案设计到系统实现，导师始终给予专业的建议和耐心的指导，使本人受益匪浅。</w:t>
+        <w:t>值此毕业之际，衷心感谢导师刘磊老师在毕业设计全过程中给予的悉心指导。从课题方向的选定、技术方案的设计论证，到系统调试过程中遇到的关键问题，刘老师始终以专业的视角给予耐心的指导和建议。在USRP硬件调试和实验方案设计阶段，刘老师的指导帮助我少走了许多弯路，使本项目得以顺利完成。</w:t>
       </w:r>
     </w:p>
     <w:p>
@@ -20001,7 +20181,7 @@
           <w:b w:val="0"/>
           <w:sz w:val="24"/>
         </w:rPr>
-        <w:t>感谢实验室同学在系统调试和实验过程中提供的帮助和支持。</w:t>
+        <w:t>感谢实验室各位同学在系统联调、USRP设备借用和实验过程中提供的帮助与支持，与大家的讨论和交流使我对通信系统和深度学习有了更深入的理解。</w:t>
       </w:r>
     </w:p>
     <w:p>
@@ -20015,7 +20195,21 @@
           <w:b w:val="0"/>
           <w:sz w:val="24"/>
         </w:rPr>
-        <w:t>最后，感谢家人在学业期间给予的理解和支持。</w:t>
+        <w:t>感谢北京信息科技大学信息与通信工程学院四年来的培养，各位授课老师在通信原理、数字信号处理、电磁场与电磁波等课程中打下的专业基础，是完成本毕业设计的重要知识储备。</w:t>
+      </w:r>
+    </w:p>
+    <w:p>
+      <w:pPr>
+        <w:spacing w:line="360" w:lineRule="auto" w:before="0" w:after="120"/>
+        <w:ind w:firstLine="420"/>
+      </w:pPr>
+      <w:r>
+        <w:rPr>
+          <w:rFonts w:ascii="Times New Roman" w:hAnsi="Times New Roman" w:eastAsia="宋体"/>
+          <w:b w:val="0"/>
+          <w:sz w:val="24"/>
+        </w:rPr>
+        <w:t>最后，感谢家人在大学四年中给予的无条件理解和支持，是你们的鼓励让我能够专注于学业，顺利完成本科阶段的学习。</w:t>
       </w:r>
     </w:p>
     <w:sectPr>
